--- a/Project CG & VC 2025-2026/Verslag.docx
+++ b/Project CG & VC 2025-2026/Verslag.docx
@@ -56,22 +56,82 @@
           <w:lang w:val="nl-BE"/>
         </w:rPr>
       </w:pPr>
-      <w:r>
-        <w:rPr>
-          <w:lang w:val="nl-BE"/>
-        </w:rPr>
-        <w:t>Bezier curve</w:t>
-      </w:r>
-    </w:p>
-    <w:p>
-      <w:r>
-        <w:t xml:space="preserve">Dit viel enorm mee om aan te maken. Je pakt een paar curves en plakt ze aan elkaar vast. Aangezien ik niet echt een idee had van hoe het er uit moest zien, zorgde ik er voor dat het circuit gegenereerd werd voor mij via Catmull-Rom-interpolatie zodat ik enkel een paar punten moest opgeven en het eenvoudig terug te vervormen was tot een verzameling van Bézier curves. Hier was ik snel op uitgekomen aangezien ik vorig jaar hier al mee te maken had en door het nogmaals in de les te zien het best bleef plakken dat deze methode wel oké was. </w:t>
-      </w:r>
-      <w:r>
-        <w:t xml:space="preserve">Dus het gaat van een dichte lus via Catmull.Rom-interpolatie -&gt; Bézier. </w:t>
-      </w:r>
-      <w:r>
-        <w:t xml:space="preserve">De Forward Differential Analyzer was een stuk makkelijker te implementeren dan ik had verwacht. Hier had ik vorig jaar problemen mee maar dit jaar begreep ik niet waarom. Het was gewoon </w:t>
+      <w:proofErr w:type="spellStart"/>
+      <w:r>
+        <w:rPr>
+          <w:lang w:val="nl-BE"/>
+        </w:rPr>
+        <w:t>B</w:t>
+      </w:r>
+      <w:r>
+        <w:rPr>
+          <w:lang w:val="nl-BE"/>
+        </w:rPr>
+        <w:t>é</w:t>
+      </w:r>
+      <w:r>
+        <w:rPr>
+          <w:lang w:val="nl-BE"/>
+        </w:rPr>
+        <w:t>zier</w:t>
+      </w:r>
+      <w:proofErr w:type="spellEnd"/>
+      <w:r>
+        <w:rPr>
+          <w:lang w:val="nl-BE"/>
+        </w:rPr>
+        <w:t xml:space="preserve"> curve</w:t>
+      </w:r>
+    </w:p>
+    <w:p>
+      <w:r>
+        <w:t xml:space="preserve">Dit viel enorm mee om aan te maken. Je pakt een paar curves en plakt ze aan elkaar vast. Aangezien ik niet echt een idee had van hoe het er uit moest zien, zorgde ik er voor dat het circuit gegenereerd werd voor mij via </w:t>
+      </w:r>
+      <w:proofErr w:type="spellStart"/>
+      <w:r>
+        <w:t>Catmull</w:t>
+      </w:r>
+      <w:proofErr w:type="spellEnd"/>
+      <w:r>
+        <w:t xml:space="preserve">-Rom-interpolatie zodat ik enkel een paar punten moest opgeven en het eenvoudig terug te vervormen was tot een verzameling van </w:t>
+      </w:r>
+      <w:proofErr w:type="spellStart"/>
+      <w:r>
+        <w:t>Bézier</w:t>
+      </w:r>
+      <w:proofErr w:type="spellEnd"/>
+      <w:r>
+        <w:t xml:space="preserve"> curves. Hier was ik snel op uitgekomen aangezien ik vorig jaar hier al mee te maken had en door het nogmaals in de les te zien het best bleef plakken dat deze methode wel oké was. </w:t>
+      </w:r>
+      <w:r>
+        <w:t xml:space="preserve">Dus het gaat van een dichte lus via </w:t>
+      </w:r>
+      <w:proofErr w:type="spellStart"/>
+      <w:r>
+        <w:t>Catmull.Rom</w:t>
+      </w:r>
+      <w:proofErr w:type="spellEnd"/>
+      <w:r>
+        <w:t xml:space="preserve">-interpolatie -&gt; </w:t>
+      </w:r>
+      <w:proofErr w:type="spellStart"/>
+      <w:r>
+        <w:t>Bézier</w:t>
+      </w:r>
+      <w:proofErr w:type="spellEnd"/>
+      <w:r>
+        <w:t xml:space="preserve">. </w:t>
+      </w:r>
+      <w:r>
+        <w:t xml:space="preserve">De Forward </w:t>
+      </w:r>
+      <w:proofErr w:type="spellStart"/>
+      <w:r>
+        <w:t>Differential</w:t>
+      </w:r>
+      <w:proofErr w:type="spellEnd"/>
+      <w:r>
+        <w:t xml:space="preserve"> Analyzer was een stuk makkelijker te implementeren dan ik had verwacht. Hier had ik vorig jaar problemen mee maar dit jaar begreep ik niet waarom. Het was gewoon </w:t>
       </w:r>
       <w:r>
         <w:t>het stappenplan omvormen tot code en dan dit als berekening gebruiken op andere plaatsen in het bestand zodat het efficiënter berekend werd.</w:t>
@@ -95,13 +155,15 @@
       </w:r>
     </w:p>
     <w:p>
-      <w:r>
-        <w:t>De bezier curve wordt gevisualiseerd met een weg, hiervoor heb ik een recht wegobject gevonden, op de z-as verkleint en dan gewoon meerdere van hetzelfde object naast elkaar geplaatst met elk object een iets verder deel van de curve dan degene ervoor. Van alle gratis wegobjecten die we online konden vinden had de enige die enigszins juist werkte geen texture file inbegrepen dus moest ik een algemener asfalt textuur gebruiken. Ik heb voor de wegobjecten ook nog de normalen moeten inverteren omdat deze anders niet correct met het licht reageerde en dit de enige oplossing was die ik kon vinden.</w:t>
-      </w:r>
-    </w:p>
-    <w:p>
-      <w:r>
-        <w:t>Het object dat over de bezier curve gaat is een cybertruck, deze wordt op dezelfde manier ingeladen als de weg, vandaar dat ze dezelfde klasse gebruiken om hun object bestanden in te laden. De cybertruck beweegt technisch gezien wel niet exact langs de bezier curve want dan clipt deze in de weg, hij wordt eigenlijk een beetje naar boven en naar rechts van de echte curve geplaatst.</w:t>
+      <w:pPr>
+        <w:pStyle w:val="ListParagraph"/>
+        <w:numPr>
+          <w:ilvl w:val="0"/>
+          <w:numId w:val="1"/>
+        </w:numPr>
+      </w:pPr>
+      <w:r>
+        <w:t>Todo: Dylan</w:t>
       </w:r>
     </w:p>
     <w:p>
@@ -123,39 +185,115 @@
         <w:t xml:space="preserve">De </w:t>
       </w:r>
       <w:r>
-        <w:t>free-cam</w:t>
-      </w:r>
+        <w:t>free-</w:t>
+      </w:r>
+      <w:proofErr w:type="spellStart"/>
+      <w:r>
+        <w:t>cam</w:t>
+      </w:r>
+      <w:proofErr w:type="spellEnd"/>
       <w:r>
         <w:t xml:space="preserve"> is enorm eenv</w:t>
       </w:r>
       <w:r>
-        <w:t>oudig ingesteld. Op basis van de uitleg op OpenGL heb ik voorwaarts, achterwaarts, links, rechts, boven en onder geïmplementeerd (</w:t>
-      </w:r>
-      <w:hyperlink r:id="rId4" w:history="1">
+        <w:t xml:space="preserve">oudig ingesteld. Op basis van de uitleg op </w:t>
+      </w:r>
+      <w:proofErr w:type="spellStart"/>
+      <w:r>
+        <w:t>OpenGL</w:t>
+      </w:r>
+      <w:proofErr w:type="spellEnd"/>
+      <w:r>
+        <w:t xml:space="preserve"> heb ik voorwaarts, achterwaarts, links, rechts, boven en onder geïmplementeerd (</w:t>
+      </w:r>
+      <w:hyperlink r:id="rId5" w:history="1">
         <w:r>
           <w:rPr>
             <w:rStyle w:val="Hyperlink"/>
           </w:rPr>
-          <w:t>https://learnopengl.com/Getting-</w:t>
-        </w:r>
-        <w:r>
-          <w:rPr>
-            <w:rStyle w:val="Hyperlink"/>
-          </w:rPr>
-          <w:lastRenderedPageBreak/>
-          <w:t>started/Camera</w:t>
+          <w:t>https://learnopengl.com/Getting-started/Camera</w:t>
         </w:r>
       </w:hyperlink>
       <w:r>
-        <w:t>). Aangezien het te snel ingewikkelder werd en ik ook andere dingen te doen had, heb ik het gelaten bij het onafhankelijk van de assen te houden.</w:t>
-      </w:r>
-    </w:p>
-    <w:p>
-      <w:r>
-        <w:t>De follow-cam gaat in zi</w:t>
-      </w:r>
-      <w:r>
-        <w:t>jn werking als je op “C” drukt, en dan volg je het traject alsof je in de auto mee aan het rijden bent. Hier zit je niet daadwerkelijk in de auto omdat het een solid object is. Dus het is eerder alsof je op de motorkap zit. Door terug op “C” te drukken, ga je dan weer terug naar free-cam.</w:t>
+        <w:t xml:space="preserve">). </w:t>
+      </w:r>
+      <w:r>
+        <w:t>Het staat geïmplementeerd in “Camera”. Ik dacht dat er mogelijk kans op veranderingen was van de default implementatie en dat het handiger is voor polymorfisme dus is het een soort casting Class.</w:t>
+      </w:r>
+    </w:p>
+    <w:p>
+      <w:r>
+        <w:t>De follow-</w:t>
+      </w:r>
+      <w:proofErr w:type="spellStart"/>
+      <w:r>
+        <w:t>cam</w:t>
+      </w:r>
+      <w:proofErr w:type="spellEnd"/>
+      <w:r>
+        <w:t xml:space="preserve"> gaat in zi</w:t>
+      </w:r>
+      <w:r>
+        <w:t xml:space="preserve">jn werking als je op “C” drukt, en dan volg je het traject alsof je in de auto mee aan het rijden bent. Hier zit je niet daadwerkelijk in de auto omdat het een </w:t>
+      </w:r>
+      <w:proofErr w:type="spellStart"/>
+      <w:r>
+        <w:t>solid</w:t>
+      </w:r>
+      <w:proofErr w:type="spellEnd"/>
+      <w:r>
+        <w:t xml:space="preserve"> object is. Dus het is eerder alsof je op de motorkap zit. Door terug op “C” te drukken, ga je dan weer terug naar free-</w:t>
+      </w:r>
+      <w:proofErr w:type="spellStart"/>
+      <w:r>
+        <w:t>cam</w:t>
+      </w:r>
+      <w:proofErr w:type="spellEnd"/>
+      <w:r>
+        <w:t>.</w:t>
+      </w:r>
+    </w:p>
+    <w:p>
+      <w:r>
+        <w:t xml:space="preserve">De </w:t>
+      </w:r>
+      <w:proofErr w:type="spellStart"/>
+      <w:r>
+        <w:t>CameraController</w:t>
+      </w:r>
+      <w:proofErr w:type="spellEnd"/>
+      <w:r>
+        <w:t xml:space="preserve"> dient om de </w:t>
+      </w:r>
+      <w:proofErr w:type="spellStart"/>
+      <w:r>
+        <w:t>main</w:t>
+      </w:r>
+      <w:proofErr w:type="spellEnd"/>
+      <w:r>
+        <w:t xml:space="preserve"> wat cleaner te</w:t>
+      </w:r>
+      <w:r>
+        <w:t xml:space="preserve"> houden zodat het switchen en de implementatie van follow-</w:t>
+      </w:r>
+      <w:proofErr w:type="spellStart"/>
+      <w:r>
+        <w:t>cam</w:t>
+      </w:r>
+      <w:proofErr w:type="spellEnd"/>
+      <w:r>
+        <w:t xml:space="preserve"> en free-</w:t>
+      </w:r>
+      <w:proofErr w:type="spellStart"/>
+      <w:r>
+        <w:t>cam</w:t>
+      </w:r>
+      <w:proofErr w:type="spellEnd"/>
+      <w:r>
+        <w:t xml:space="preserve"> eenvoudiger is via het oproepen</w:t>
+      </w:r>
+      <w:r>
+        <w:t xml:space="preserve"> en de implementatie wat meer gescheiden is.</w:t>
       </w:r>
     </w:p>
     <w:p>
@@ -169,18 +307,20 @@
         <w:rPr>
           <w:lang w:val="nl-BE"/>
         </w:rPr>
+        <w:lastRenderedPageBreak/>
         <w:t>Belichting</w:t>
       </w:r>
     </w:p>
     <w:p>
-      <w:r>
-        <w:t xml:space="preserve">Via de </w:t>
-      </w:r>
-      <w:r>
-        <w:t>LightManager</w:t>
-      </w:r>
-      <w:r>
-        <w:t xml:space="preserve"> klasse die ik heb gemaakt kunnen er een heel aantal lichten worden toegevoegd met een maximum voor performance redenen, deze hebben 6 argumenten: positie, kleur, intensiteit en 3 argumenten die bepalen hoe het licht minder sterk wordt met afstand: een constante term die een minimale sterkte garandeert, een constante en een kwadratische term. Er zijn ook een aantal preset functies die uiteindelijk niet gebruikt worden in de finale versie maar deze waren best goed voor testen. </w:t>
+      <w:pPr>
+        <w:pStyle w:val="ListParagraph"/>
+        <w:numPr>
+          <w:ilvl w:val="0"/>
+          <w:numId w:val="1"/>
+        </w:numPr>
+      </w:pPr>
+      <w:r>
+        <w:t>Todo: Dylan</w:t>
       </w:r>
     </w:p>
     <w:p>
@@ -198,8 +338,15 @@
       </w:r>
     </w:p>
     <w:p>
-      <w:r>
-        <w:t>Alle vormen van post-processing die in punten 2.1.7 en 2.1.8 van de opgave werden vermeld zijn te geïmplementeerd en de gebruiker kan ertussen kiezen tijdens runtime door op de 1, 2, 3 en 4 toetsen te drukken. Voor het bloom effect kan de gebruiker met de pijltjestoetsen de treshold voor wanneer de bloom activeert en de bloom intensiteit aanpassen.</w:t>
+      <w:pPr>
+        <w:pStyle w:val="ListParagraph"/>
+        <w:numPr>
+          <w:ilvl w:val="0"/>
+          <w:numId w:val="1"/>
+        </w:numPr>
+      </w:pPr>
+      <w:r>
+        <w:t>Todo: Dylan</w:t>
       </w:r>
     </w:p>
     <w:p>
@@ -213,12 +360,30 @@
         <w:rPr>
           <w:lang w:val="nl-BE"/>
         </w:rPr>
-        <w:t>Chroma-keying</w:t>
-      </w:r>
-    </w:p>
-    <w:p>
-      <w:r>
-        <w:t>Hier heb ik een afbeelding wat voortdurend voor je beeldscherm staat gezet, en de pixels met groen sterk verwijderd. Dit kan enkel aangepast worden in de  chroma_key_frag.glsl file. Dit zorgt er voor dat je voortdurend een HUD hebt alsof je door een oude camcorder zit te kijken.</w:t>
+        <w:t>Chroma-</w:t>
+      </w:r>
+      <w:proofErr w:type="spellStart"/>
+      <w:r>
+        <w:rPr>
+          <w:lang w:val="nl-BE"/>
+        </w:rPr>
+        <w:t>keying</w:t>
+      </w:r>
+      <w:proofErr w:type="spellEnd"/>
+    </w:p>
+    <w:p>
+      <w:pPr>
+        <w:pStyle w:val="ListParagraph"/>
+        <w:numPr>
+          <w:ilvl w:val="0"/>
+          <w:numId w:val="1"/>
+        </w:numPr>
+      </w:pPr>
+      <w:r>
+        <w:t xml:space="preserve">Todo: </w:t>
+      </w:r>
+      <w:r>
+        <w:t>Gerben</w:t>
       </w:r>
     </w:p>
     <w:p>
@@ -236,8 +401,15 @@
       </w:r>
     </w:p>
     <w:p>
-      <w:r>
-        <w:t xml:space="preserve">Voor de interactie heb ik er voor gezorgd dat de kleuren van de lichten veranderen door vooraf gedefinieerde kleuren. Dus dat je door op de “L” te drukken, de lichtkleur verandert voor alle lichten. Net zoals bijvoorbeeld de lampstand van een fietslamp (aan, flikker, snel-flikker, ..). </w:t>
+      <w:pPr>
+        <w:pStyle w:val="ListParagraph"/>
+        <w:numPr>
+          <w:ilvl w:val="0"/>
+          <w:numId w:val="1"/>
+        </w:numPr>
+      </w:pPr>
+      <w:r>
+        <w:t>Todo: Dylan</w:t>
       </w:r>
     </w:p>
     <w:p>
@@ -257,7 +429,18 @@
     <w:p/>
     <w:p>
       <w:r>
-        <w:t xml:space="preserve">Wij hebben niet echt een planning opgemaakt. De planning was origineel gewoon om er aan te werken wanneer we konden en elks zijn eigen deel te maken. </w:t>
+        <w:t xml:space="preserve">Wij hebben niet echt een planning opgemaakt. De planning was origineel </w:t>
+      </w:r>
+      <w:r>
+        <w:t>Gerben: 1,2,5,9,10</w:t>
+      </w:r>
+      <w:r>
+        <w:br/>
+        <w:t>Dylan: 3,4,6,7,8</w:t>
+      </w:r>
+      <w:r>
+        <w:br/>
+        <w:t>Maar Dylan was een beetje in de war geraakt van wie wat nu precies ging doen en had ook 10 gemaakt.</w:t>
       </w:r>
       <w:r>
         <w:br/>
@@ -269,17 +452,28 @@
     </w:p>
     <w:p>
       <w:r>
-        <w:t>2. De animatie werd gemaakt door Gerben</w:t>
-      </w:r>
-    </w:p>
-    <w:p>
-      <w:r>
-        <w:t>3. De modellen/textures werden door Dylan gedaan</w:t>
-      </w:r>
-    </w:p>
-    <w:p>
-      <w:r>
-        <w:t>4. De visualisatie van de curve voor het debuggen (lijn) werd gemaakt door Gerben en de uiteindelijk weg werd door Dylan gemaakt</w:t>
+        <w:t xml:space="preserve">2. De animatie werd gemaakt door </w:t>
+      </w:r>
+      <w:r>
+        <w:t>Gerben</w:t>
+      </w:r>
+    </w:p>
+    <w:p>
+      <w:r>
+        <w:t>3. De modellen/</w:t>
+      </w:r>
+      <w:proofErr w:type="spellStart"/>
+      <w:r>
+        <w:t>textures</w:t>
+      </w:r>
+      <w:proofErr w:type="spellEnd"/>
+      <w:r>
+        <w:t xml:space="preserve"> werden door Dylan gedaan</w:t>
+      </w:r>
+    </w:p>
+    <w:p>
+      <w:r>
+        <w:t>4. De visualisatie van de uiteindelijk weg werd door Dylan gemaakt</w:t>
       </w:r>
     </w:p>
     <w:p>
@@ -289,7 +483,6 @@
     </w:p>
     <w:p>
       <w:r>
-        <w:lastRenderedPageBreak/>
         <w:t>6. Belichting werd gemaakt door Dylan</w:t>
       </w:r>
     </w:p>
@@ -305,20 +498,30 @@
     </w:p>
     <w:p>
       <w:r>
-        <w:t>9. Chroma-keying werd gemaakt door Gerben</w:t>
-      </w:r>
-    </w:p>
-    <w:p>
-      <w:r>
-        <w:t>10. Interactie werd gemaakt door Gerben door gebruik te maken van bestaande code van Dylan’s lichten.</w:t>
-      </w:r>
-    </w:p>
-    <w:p>
-      <w:r>
-        <w:t>Als we het hebben over hoeveel uren wij er aan hebben gewerkt, dan ligt het naar schatting rond de 70u bij Dylan en 90u bij Gerben.</w:t>
-      </w:r>
-    </w:p>
-    <w:p/>
+        <w:t>9. Chroma-</w:t>
+      </w:r>
+      <w:proofErr w:type="spellStart"/>
+      <w:r>
+        <w:t>keying</w:t>
+      </w:r>
+      <w:proofErr w:type="spellEnd"/>
+      <w:r>
+        <w:t xml:space="preserve"> werd gemaakt door Gerben</w:t>
+      </w:r>
+    </w:p>
+    <w:p>
+      <w:r>
+        <w:t xml:space="preserve">10. Interactie werd gemaakt door </w:t>
+      </w:r>
+      <w:r>
+        <w:t>Dylan</w:t>
+      </w:r>
+    </w:p>
+    <w:p>
+      <w:r>
+        <w:t>Uren -TBD</w:t>
+      </w:r>
+    </w:p>
     <w:sectPr>
       <w:pgSz w:w="11906" w:h="16838"/>
       <w:pgMar w:top="1417" w:right="1417" w:bottom="1417" w:left="1417" w:header="708" w:footer="708" w:gutter="0"/>
@@ -327,6 +530,126 @@
     </w:sectPr>
   </w:body>
 </w:document>
+</file>
+
+<file path=word/numbering.xml><?xml version="1.0" encoding="utf-8"?>
+<w:numbering xmlns:wpc="http://schemas.microsoft.com/office/word/2010/wordprocessingCanvas" xmlns:cx="http://schemas.microsoft.com/office/drawing/2014/chartex" xmlns:cx1="http://schemas.microsoft.com/office/drawing/2015/9/8/chartex" xmlns:cx2="http://schemas.microsoft.com/office/drawing/2015/10/21/chartex" xmlns:cx3="http://schemas.microsoft.com/office/drawing/2016/5/9/chartex" xmlns:cx4="http://schemas.microsoft.com/office/drawing/2016/5/10/chartex" xmlns:cx5="http://schemas.microsoft.com/office/drawing/2016/5/11/chartex" xmlns:cx6="http://schemas.microsoft.com/office/drawing/2016/5/12/chartex" xmlns:cx7="http://schemas.microsoft.com/office/drawing/2016/5/13/chartex" xmlns:cx8="http://schemas.microsoft.com/office/drawing/2016/5/14/chartex" xmlns:mc="http://schemas.openxmlformats.org/markup-compatibility/2006" xmlns:aink="http://schemas.microsoft.com/office/drawing/2016/ink" xmlns:am3d="http://schemas.microsoft.com/office/drawing/2017/model3d" xmlns:o="urn:schemas-microsoft-com:office:office" xmlns:oel="http://schemas.microsoft.com/office/2019/extlst" xmlns:r="http://schemas.openxmlformats.org/officeDocument/2006/relationships" xmlns:m="http://schemas.openxmlformats.org/officeDocument/2006/math" xmlns:v="urn:schemas-microsoft-com:vml" xmlns:wp14="http://schemas.microsoft.com/office/word/2010/wordprocessingDrawing" xmlns:wp="http://schemas.openxmlformats.org/drawingml/2006/wordprocessingDrawing" xmlns:w10="urn:schemas-microsoft-com:office:word" xmlns:w="http://schemas.openxmlformats.org/wordprocessingml/2006/main" xmlns:w14="http://schemas.microsoft.com/office/word/2010/wordml" xmlns:w15="http://schemas.microsoft.com/office/word/2012/wordml" xmlns:w16cex="http://schemas.microsoft.com/office/word/2018/wordml/cex" xmlns:w16cid="http://schemas.microsoft.com/office/word/2016/wordml/cid" xmlns:w16="http://schemas.microsoft.com/office/word/2018/wordml" xmlns:w16du="http://schemas.microsoft.com/office/word/2023/wordml/word16du" xmlns:w16sdtdh="http://schemas.microsoft.com/office/word/2020/wordml/sdtdatahash" xmlns:w16sdtfl="http://schemas.microsoft.com/office/word/2024/wordml/sdtformatlock" xmlns:w16se="http://schemas.microsoft.com/office/word/2015/wordml/symex" xmlns:wpg="http://schemas.microsoft.com/office/word/2010/wordprocessingGroup" xmlns:wpi="http://schemas.microsoft.com/office/word/2010/wordprocessingInk" xmlns:wne="http://schemas.microsoft.com/office/word/2006/wordml" xmlns:wps="http://schemas.microsoft.com/office/word/2010/wordprocessingShape" mc:Ignorable="w14 w15 w16se w16cid w16 w16cex w16sdtdh w16sdtfl w16du wp14">
+  <w:abstractNum w:abstractNumId="0" w15:restartNumberingAfterBreak="0">
+    <w:nsid w:val="099F4899"/>
+    <w:multiLevelType w:val="hybridMultilevel"/>
+    <w:tmpl w:val="1D4A0D3A"/>
+    <w:lvl w:ilvl="0" w:tplc="28B886BA">
+      <w:numFmt w:val="bullet"/>
+      <w:lvlText w:val="-"/>
+      <w:lvlJc w:val="left"/>
+      <w:pPr>
+        <w:ind w:left="720" w:hanging="360"/>
+      </w:pPr>
+      <w:rPr>
+        <w:rFonts w:ascii="Aptos" w:eastAsiaTheme="minorHAnsi" w:hAnsi="Aptos" w:cstheme="minorBidi" w:hint="default"/>
+      </w:rPr>
+    </w:lvl>
+    <w:lvl w:ilvl="1" w:tplc="08090003" w:tentative="1">
+      <w:start w:val="1"/>
+      <w:numFmt w:val="bullet"/>
+      <w:lvlText w:val="o"/>
+      <w:lvlJc w:val="left"/>
+      <w:pPr>
+        <w:ind w:left="1440" w:hanging="360"/>
+      </w:pPr>
+      <w:rPr>
+        <w:rFonts w:ascii="Courier New" w:hAnsi="Courier New" w:cs="Courier New" w:hint="default"/>
+      </w:rPr>
+    </w:lvl>
+    <w:lvl w:ilvl="2" w:tplc="08090005" w:tentative="1">
+      <w:start w:val="1"/>
+      <w:numFmt w:val="bullet"/>
+      <w:lvlText w:val=""/>
+      <w:lvlJc w:val="left"/>
+      <w:pPr>
+        <w:ind w:left="2160" w:hanging="360"/>
+      </w:pPr>
+      <w:rPr>
+        <w:rFonts w:ascii="Wingdings" w:hAnsi="Wingdings" w:hint="default"/>
+      </w:rPr>
+    </w:lvl>
+    <w:lvl w:ilvl="3" w:tplc="08090001" w:tentative="1">
+      <w:start w:val="1"/>
+      <w:numFmt w:val="bullet"/>
+      <w:lvlText w:val=""/>
+      <w:lvlJc w:val="left"/>
+      <w:pPr>
+        <w:ind w:left="2880" w:hanging="360"/>
+      </w:pPr>
+      <w:rPr>
+        <w:rFonts w:ascii="Symbol" w:hAnsi="Symbol" w:hint="default"/>
+      </w:rPr>
+    </w:lvl>
+    <w:lvl w:ilvl="4" w:tplc="08090003" w:tentative="1">
+      <w:start w:val="1"/>
+      <w:numFmt w:val="bullet"/>
+      <w:lvlText w:val="o"/>
+      <w:lvlJc w:val="left"/>
+      <w:pPr>
+        <w:ind w:left="3600" w:hanging="360"/>
+      </w:pPr>
+      <w:rPr>
+        <w:rFonts w:ascii="Courier New" w:hAnsi="Courier New" w:cs="Courier New" w:hint="default"/>
+      </w:rPr>
+    </w:lvl>
+    <w:lvl w:ilvl="5" w:tplc="08090005" w:tentative="1">
+      <w:start w:val="1"/>
+      <w:numFmt w:val="bullet"/>
+      <w:lvlText w:val=""/>
+      <w:lvlJc w:val="left"/>
+      <w:pPr>
+        <w:ind w:left="4320" w:hanging="360"/>
+      </w:pPr>
+      <w:rPr>
+        <w:rFonts w:ascii="Wingdings" w:hAnsi="Wingdings" w:hint="default"/>
+      </w:rPr>
+    </w:lvl>
+    <w:lvl w:ilvl="6" w:tplc="08090001" w:tentative="1">
+      <w:start w:val="1"/>
+      <w:numFmt w:val="bullet"/>
+      <w:lvlText w:val=""/>
+      <w:lvlJc w:val="left"/>
+      <w:pPr>
+        <w:ind w:left="5040" w:hanging="360"/>
+      </w:pPr>
+      <w:rPr>
+        <w:rFonts w:ascii="Symbol" w:hAnsi="Symbol" w:hint="default"/>
+      </w:rPr>
+    </w:lvl>
+    <w:lvl w:ilvl="7" w:tplc="08090003" w:tentative="1">
+      <w:start w:val="1"/>
+      <w:numFmt w:val="bullet"/>
+      <w:lvlText w:val="o"/>
+      <w:lvlJc w:val="left"/>
+      <w:pPr>
+        <w:ind w:left="5760" w:hanging="360"/>
+      </w:pPr>
+      <w:rPr>
+        <w:rFonts w:ascii="Courier New" w:hAnsi="Courier New" w:cs="Courier New" w:hint="default"/>
+      </w:rPr>
+    </w:lvl>
+    <w:lvl w:ilvl="8" w:tplc="08090005" w:tentative="1">
+      <w:start w:val="1"/>
+      <w:numFmt w:val="bullet"/>
+      <w:lvlText w:val=""/>
+      <w:lvlJc w:val="left"/>
+      <w:pPr>
+        <w:ind w:left="6480" w:hanging="360"/>
+      </w:pPr>
+      <w:rPr>
+        <w:rFonts w:ascii="Wingdings" w:hAnsi="Wingdings" w:hint="default"/>
+      </w:rPr>
+    </w:lvl>
+  </w:abstractNum>
+  <w:num w:numId="1" w16cid:durableId="1502744963">
+    <w:abstractNumId w:val="0"/>
+  </w:num>
+</w:numbering>
 </file>
 
 <file path=word/styles.xml><?xml version="1.0" encoding="utf-8"?>

--- a/Project CG & VC 2025-2026/Verslag.docx
+++ b/Project CG & VC 2025-2026/Verslag.docx
@@ -1,11 +1,10 @@
 
 <file path=word/document.xml><?xml version="1.0" encoding="utf-8"?>
-<w:document xmlns:o="urn:schemas-microsoft-com:office:office" xmlns:r="http://schemas.openxmlformats.org/officeDocument/2006/relationships" xmlns:v="urn:schemas-microsoft-com:vml" xmlns:w="http://schemas.openxmlformats.org/wordprocessingml/2006/main" xmlns:w10="urn:schemas-microsoft-com:office:word" xmlns:wp="http://schemas.openxmlformats.org/drawingml/2006/wordprocessingDrawing" xmlns:wps="http://schemas.microsoft.com/office/word/2010/wordprocessingShape" xmlns:wpg="http://schemas.microsoft.com/office/word/2010/wordprocessingGroup" xmlns:mc="http://schemas.openxmlformats.org/markup-compatibility/2006" xmlns:wp14="http://schemas.microsoft.com/office/word/2010/wordprocessingDrawing" xmlns:w14="http://schemas.microsoft.com/office/word/2010/wordml" xmlns:w15="http://schemas.microsoft.com/office/word/2012/wordml" mc:Ignorable="w14 wp14 w15">
+<w:document xmlns:wpc="http://schemas.microsoft.com/office/word/2010/wordprocessingCanvas" xmlns:cx="http://schemas.microsoft.com/office/drawing/2014/chartex" xmlns:cx1="http://schemas.microsoft.com/office/drawing/2015/9/8/chartex" xmlns:cx2="http://schemas.microsoft.com/office/drawing/2015/10/21/chartex" xmlns:cx3="http://schemas.microsoft.com/office/drawing/2016/5/9/chartex" xmlns:cx4="http://schemas.microsoft.com/office/drawing/2016/5/10/chartex" xmlns:cx5="http://schemas.microsoft.com/office/drawing/2016/5/11/chartex" xmlns:cx6="http://schemas.microsoft.com/office/drawing/2016/5/12/chartex" xmlns:cx7="http://schemas.microsoft.com/office/drawing/2016/5/13/chartex" xmlns:cx8="http://schemas.microsoft.com/office/drawing/2016/5/14/chartex" xmlns:mc="http://schemas.openxmlformats.org/markup-compatibility/2006" xmlns:aink="http://schemas.microsoft.com/office/drawing/2016/ink" xmlns:am3d="http://schemas.microsoft.com/office/drawing/2017/model3d" xmlns:o="urn:schemas-microsoft-com:office:office" xmlns:oel="http://schemas.microsoft.com/office/2019/extlst" xmlns:r="http://schemas.openxmlformats.org/officeDocument/2006/relationships" xmlns:m="http://schemas.openxmlformats.org/officeDocument/2006/math" xmlns:v="urn:schemas-microsoft-com:vml" xmlns:wp14="http://schemas.microsoft.com/office/word/2010/wordprocessingDrawing" xmlns:wp="http://schemas.openxmlformats.org/drawingml/2006/wordprocessingDrawing" xmlns:w10="urn:schemas-microsoft-com:office:word" xmlns:w="http://schemas.openxmlformats.org/wordprocessingml/2006/main" xmlns:w14="http://schemas.microsoft.com/office/word/2010/wordml" xmlns:w15="http://schemas.microsoft.com/office/word/2012/wordml" xmlns:w16cex="http://schemas.microsoft.com/office/word/2018/wordml/cex" xmlns:w16cid="http://schemas.microsoft.com/office/word/2016/wordml/cid" xmlns:w16="http://schemas.microsoft.com/office/word/2018/wordml" xmlns:w16du="http://schemas.microsoft.com/office/word/2023/wordml/word16du" xmlns:w16sdtdh="http://schemas.microsoft.com/office/word/2020/wordml/sdtdatahash" xmlns:w16sdtfl="http://schemas.microsoft.com/office/word/2024/wordml/sdtformatlock" xmlns:w16se="http://schemas.microsoft.com/office/word/2015/wordml/symex" xmlns:wpg="http://schemas.microsoft.com/office/word/2010/wordprocessingGroup" xmlns:wpi="http://schemas.microsoft.com/office/word/2010/wordprocessingInk" xmlns:wne="http://schemas.microsoft.com/office/word/2006/wordml" xmlns:wps="http://schemas.microsoft.com/office/word/2010/wordprocessingShape" mc:Ignorable="w14 w15 w16se w16cid w16 w16cex w16sdtdh w16sdtfl w16du wp14">
   <w:body>
     <w:p>
       <w:pPr>
         <w:pStyle w:val="Heading1"/>
-        <w:spacing w:before="360" w:after="80"/>
         <w:rPr>
           <w:lang w:val="nl-BE"/>
         </w:rPr>
@@ -32,16 +31,7 @@
       </w:r>
     </w:p>
     <w:p>
-      <w:pPr>
-        <w:pStyle w:val="Normal"/>
-        <w:rPr>
-          <w:lang w:val="nl-BE"/>
-        </w:rPr>
-      </w:pPr>
-      <w:r>
-        <w:rPr>
-          <w:lang w:val="nl-BE"/>
-        </w:rPr>
+      <w:r>
         <w:t>Aangezien wij vorig jaar samen hadden gewerkt en het best goed was gelukt, besloten wij dit jaar opnieuw samen te werken (we waren niet geslaagd bij het schriftelijk examen). Door een combinatie van andere projecten en persoonlijke problemen (e.g. burn-out) hadden we een best dringende tijdsdruk en hebben wij de modellen van vorig jaar overgenomen en gekeken bij code van vorig jaar als we even vasthingen.</w:t>
       </w:r>
     </w:p>
@@ -66,25 +56,64 @@
           <w:lang w:val="nl-BE"/>
         </w:rPr>
       </w:pPr>
-      <w:r>
-        <w:rPr>
-          <w:lang w:val="nl-BE"/>
-        </w:rPr>
-        <w:t>Bézier curve</w:t>
-      </w:r>
-    </w:p>
-    <w:p>
-      <w:pPr>
-        <w:pStyle w:val="Normal"/>
-        <w:rPr>
-          <w:lang w:val="nl-BE"/>
-        </w:rPr>
-      </w:pPr>
-      <w:r>
-        <w:rPr>
-          <w:lang w:val="nl-BE"/>
-        </w:rPr>
-        <w:t xml:space="preserve">Dit viel enorm mee om aan te maken. Je pakt een paar curves en plakt ze aan elkaar vast. Aangezien ik niet echt een idee had van hoe het er uit moest zien, zorgde ik er voor dat het circuit gegenereerd werd voor mij via Catmull-Rom-interpolatie zodat ik enkel een paar punten moest opgeven en het eenvoudig terug te vervormen was tot een verzameling van Bézier curves. Hier was ik snel op uitgekomen aangezien ik vorig jaar hier al mee te maken had en door het nogmaals in de les te zien het best bleef plakken dat deze methode wel oké was. Dus het gaat van een dichte lus via Catmull.Rom-interpolatie -&gt; Bézier. De Forward Differential Analyzer was een stuk makkelijker te implementeren dan ik had verwacht. Hier had ik vorig jaar problemen mee maar dit jaar begreep ik niet waarom. Het was gewoon het stappenplan omvormen tot code en dan dit als berekening gebruiken op andere plaatsen in het bestand zodat het efficiënter berekend werd. </w:t>
+      <w:proofErr w:type="spellStart"/>
+      <w:r>
+        <w:rPr>
+          <w:lang w:val="nl-BE"/>
+        </w:rPr>
+        <w:t>Bézier</w:t>
+      </w:r>
+      <w:proofErr w:type="spellEnd"/>
+      <w:r>
+        <w:rPr>
+          <w:lang w:val="nl-BE"/>
+        </w:rPr>
+        <w:t xml:space="preserve"> curve</w:t>
+      </w:r>
+    </w:p>
+    <w:p>
+      <w:r>
+        <w:t xml:space="preserve">Dit viel enorm mee om aan te maken. Je pakt een paar curves en plakt ze aan elkaar vast. Aangezien ik niet echt een idee had van hoe het er uit moest zien, zorgde ik er voor dat het circuit gegenereerd werd voor mij via </w:t>
+      </w:r>
+      <w:proofErr w:type="spellStart"/>
+      <w:r>
+        <w:t>Catmull</w:t>
+      </w:r>
+      <w:proofErr w:type="spellEnd"/>
+      <w:r>
+        <w:t xml:space="preserve">-Rom-interpolatie zodat ik enkel een paar punten moest opgeven en het eenvoudig terug te vervormen was tot een verzameling van </w:t>
+      </w:r>
+      <w:proofErr w:type="spellStart"/>
+      <w:r>
+        <w:t>Bézier</w:t>
+      </w:r>
+      <w:proofErr w:type="spellEnd"/>
+      <w:r>
+        <w:t xml:space="preserve"> curves. Hier was ik snel op uitgekomen aangezien ik vorig jaar hier al mee te maken had en door het nogmaals in de les te zien het best bleef plakken dat deze methode wel oké was. Dus het gaat van een dichte lus via </w:t>
+      </w:r>
+      <w:proofErr w:type="spellStart"/>
+      <w:r>
+        <w:t>Catmull.Rom</w:t>
+      </w:r>
+      <w:proofErr w:type="spellEnd"/>
+      <w:r>
+        <w:t xml:space="preserve">-interpolatie -&gt; </w:t>
+      </w:r>
+      <w:proofErr w:type="spellStart"/>
+      <w:r>
+        <w:t>Bézier</w:t>
+      </w:r>
+      <w:proofErr w:type="spellEnd"/>
+      <w:r>
+        <w:t xml:space="preserve">. De Forward </w:t>
+      </w:r>
+      <w:proofErr w:type="spellStart"/>
+      <w:r>
+        <w:t>Differential</w:t>
+      </w:r>
+      <w:proofErr w:type="spellEnd"/>
+      <w:r>
+        <w:t xml:space="preserve"> Analyzer was een stuk makkelijker te implementeren dan ik had verwacht. Hier had ik vorig jaar problemen mee maar dit jaar begreep ik niet waarom. Het was gewoon het stappenplan omvormen tot code en dan dit als berekening gebruiken op andere plaatsen in het bestand zodat het efficiënter berekend werd. </w:t>
       </w:r>
     </w:p>
     <w:p>
@@ -98,110 +127,271 @@
         <w:rPr>
           <w:lang w:val="nl-BE"/>
         </w:rPr>
-        <w:t>Visualisaties</w:t>
-      </w:r>
-    </w:p>
-    <w:p>
-      <w:pPr>
-        <w:pStyle w:val="Normal"/>
-        <w:rPr>
-          <w:lang w:val="nl-BE"/>
-        </w:rPr>
-      </w:pPr>
-      <w:r>
-        <w:rPr>
-          <w:lang w:val="nl-BE"/>
-        </w:rPr>
-        <w:t xml:space="preserve">De bezier curve wordt gevisualiseerd met een weg, hiervoor heb ik een recht wegobject gevonden, op de z-as verkleint en dan gewoon meerdere van hetzelfde object naast elkaar geplaatst met elk object een iets verder deel van de curve dan degene ervoor.  Ik heb voor de wegobjecten de normalen moeten inverteren omdat deze anders niet correct met het licht reageerde en dit de enige oplossing was die ik kon vinden. </w:t>
-      </w:r>
-      <w:r>
-        <w:rPr>
-          <w:lang w:val="nl-BE"/>
-        </w:rPr>
-        <w:t>Om gemakkelijk een lijst van wegobjecten bij te houden heb ik de BezierVisualiser klasse gemaakt.</w:t>
-      </w:r>
-    </w:p>
-    <w:p>
-      <w:pPr>
-        <w:pStyle w:val="Normal"/>
-        <w:rPr>
-          <w:lang w:val="nl-BE"/>
-        </w:rPr>
-      </w:pPr>
-      <w:r>
-        <w:rPr>
-          <w:lang w:val="nl-BE"/>
-        </w:rPr>
-        <w:t>Het object dat over de bezier curve gaat is een cybertruck, deze wordt op dezelfde manier ingeladen als de weg, vandaar dat ze dezelfde klasse gebruiken om hun object bestanden in te laden.</w:t>
-      </w:r>
-    </w:p>
-    <w:p>
-      <w:pPr>
-        <w:pStyle w:val="Heading2"/>
-        <w:rPr>
-          <w:lang w:val="nl-BE"/>
-        </w:rPr>
-      </w:pPr>
-      <w:r>
-        <w:rPr>
-          <w:lang w:val="nl-BE"/>
-        </w:rPr>
-        <w:t>Camera</w:t>
-      </w:r>
-    </w:p>
-    <w:p>
-      <w:pPr>
-        <w:pStyle w:val="Normal"/>
-        <w:rPr/>
-      </w:pPr>
-      <w:r>
-        <w:rPr>
-          <w:lang w:val="nl-BE"/>
-        </w:rPr>
-        <w:t>De free-cam is enorm eenvoudig ingesteld. Op basis van de uitleg op OpenGL heb ik voorwaarts, achterwaarts, links, rechts, boven en onder geïmplementeerd (</w:t>
-      </w:r>
-      <w:hyperlink r:id="rId2">
+        <w:t>Animatie</w:t>
+      </w:r>
+    </w:p>
+    <w:p>
+      <w:r>
+        <w:t xml:space="preserve">De animatie van de cybertruck langs de </w:t>
+      </w:r>
+      <w:proofErr w:type="spellStart"/>
+      <w:r>
+        <w:t>Bézier</w:t>
+      </w:r>
+      <w:proofErr w:type="spellEnd"/>
+      <w:r>
+        <w:t xml:space="preserve"> curve was conceptueel eenvoudig maar had wat uitdagingen in de implementatie. Het basisidee is dat je elke frame een </w:t>
+      </w:r>
+      <w:proofErr w:type="spellStart"/>
+      <w:r>
+        <w:t>paramter</w:t>
+      </w:r>
+      <w:proofErr w:type="spellEnd"/>
+      <w:r>
+        <w:t xml:space="preserve"> ‘t’ berekent op basis van de vergane tijd en snelheid en dan de bijbehorende positie op de curve opvraagt. Zoals in de opgave stond vermeld zag de animatie er best vreemd uit zonder de </w:t>
+      </w:r>
+      <w:proofErr w:type="spellStart"/>
+      <w:r>
+        <w:t>Lookup</w:t>
+      </w:r>
+      <w:proofErr w:type="spellEnd"/>
+      <w:r>
+        <w:t xml:space="preserve"> </w:t>
+      </w:r>
+      <w:proofErr w:type="spellStart"/>
+      <w:r>
+        <w:t>Table</w:t>
+      </w:r>
+      <w:proofErr w:type="spellEnd"/>
+      <w:r>
+        <w:t xml:space="preserve"> qua snelheid over het circuit. Dit had er dan weer voor gezorgd dat de snelheid gelijk blijft over het hele traject. De </w:t>
+      </w:r>
+      <w:proofErr w:type="spellStart"/>
+      <w:r>
+        <w:t>lookup</w:t>
+      </w:r>
+      <w:proofErr w:type="spellEnd"/>
+      <w:r>
+        <w:t xml:space="preserve"> </w:t>
+      </w:r>
+      <w:proofErr w:type="spellStart"/>
+      <w:r>
+        <w:t>table</w:t>
+      </w:r>
+      <w:proofErr w:type="spellEnd"/>
+      <w:r>
+        <w:t xml:space="preserve"> werd gegenereerd per curve waarbij de gecumuleerde afstand wordt bijgehouden voor een groot aantal punten. Elke frame wordt de gewenste afstand berekend op basis van tijd en snelheid waarna via lineaire interpolatie in de </w:t>
+      </w:r>
+      <w:proofErr w:type="spellStart"/>
+      <w:r>
+        <w:t>lookup</w:t>
+      </w:r>
+      <w:proofErr w:type="spellEnd"/>
+      <w:r>
+        <w:t xml:space="preserve"> </w:t>
+      </w:r>
+      <w:proofErr w:type="spellStart"/>
+      <w:r>
+        <w:t>table</w:t>
+      </w:r>
+      <w:proofErr w:type="spellEnd"/>
+      <w:r>
+        <w:t xml:space="preserve"> het correcte ‘t’ wordt opgezocht. De </w:t>
+      </w:r>
+      <w:proofErr w:type="spellStart"/>
+      <w:r>
+        <w:t>orientatie</w:t>
+      </w:r>
+      <w:proofErr w:type="spellEnd"/>
+      <w:r>
+        <w:t xml:space="preserve"> lukte zelf niet, maar met wat zoekwerk kwam ik uit op </w:t>
+      </w:r>
+      <w:hyperlink r:id="rId5" w:history="1">
         <w:r>
           <w:rPr>
             <w:rStyle w:val="Hyperlink"/>
-            <w:lang w:val="nl-BE"/>
+          </w:rPr>
+          <w:t>https://pomax.github.io/bezierinfo/#deriva</w:t>
+        </w:r>
+        <w:r>
+          <w:rPr>
+            <w:rStyle w:val="Hyperlink"/>
+          </w:rPr>
+          <w:t>t</w:t>
+        </w:r>
+        <w:r>
+          <w:rPr>
+            <w:rStyle w:val="Hyperlink"/>
+          </w:rPr>
+          <w:t>ives</w:t>
+        </w:r>
+      </w:hyperlink>
+      <w:r>
+        <w:t xml:space="preserve"> waar dit in stond waarna het gewoon in code om te zetten was. </w:t>
+      </w:r>
+    </w:p>
+    <w:p>
+      <w:pPr>
+        <w:pStyle w:val="Heading2"/>
+        <w:rPr>
+          <w:lang w:val="nl-BE"/>
+        </w:rPr>
+      </w:pPr>
+      <w:r>
+        <w:rPr>
+          <w:lang w:val="nl-BE"/>
+        </w:rPr>
+        <w:t>Visualisaties</w:t>
+      </w:r>
+    </w:p>
+    <w:p>
+      <w:r>
+        <w:t xml:space="preserve">De </w:t>
+      </w:r>
+      <w:proofErr w:type="spellStart"/>
+      <w:r>
+        <w:t>bezier</w:t>
+      </w:r>
+      <w:proofErr w:type="spellEnd"/>
+      <w:r>
+        <w:t xml:space="preserve"> curve wordt gevisualiseerd met een weg, hiervoor heb ik een recht wegobject gevonden, op de z-as verkleint en dan gewoon meerdere van hetzelfde object naast elkaar geplaatst met elk object een iets verder deel van de curve dan degene ervoor.  Ik heb voor de wegobjecten de normalen moeten inverteren omdat deze anders niet correct met het licht </w:t>
+      </w:r>
+      <w:r>
+        <w:lastRenderedPageBreak/>
+        <w:t xml:space="preserve">reageerde en dit de enige oplossing was die ik kon vinden. Om gemakkelijk een lijst van wegobjecten bij te houden heb ik de </w:t>
+      </w:r>
+      <w:proofErr w:type="spellStart"/>
+      <w:r>
+        <w:t>BezierVisualiser</w:t>
+      </w:r>
+      <w:proofErr w:type="spellEnd"/>
+      <w:r>
+        <w:t xml:space="preserve"> klasse gemaakt.</w:t>
+      </w:r>
+    </w:p>
+    <w:p>
+      <w:r>
+        <w:t xml:space="preserve">Het object dat over de </w:t>
+      </w:r>
+      <w:proofErr w:type="spellStart"/>
+      <w:r>
+        <w:t>bezier</w:t>
+      </w:r>
+      <w:proofErr w:type="spellEnd"/>
+      <w:r>
+        <w:t xml:space="preserve"> curve gaat is een cybertruck, deze wordt op dezelfde manier ingeladen als de weg, vandaar dat ze dezelfde klasse gebruiken om hun object bestanden in te laden.</w:t>
+      </w:r>
+    </w:p>
+    <w:p>
+      <w:pPr>
+        <w:pStyle w:val="Heading2"/>
+        <w:rPr>
+          <w:lang w:val="nl-BE"/>
+        </w:rPr>
+      </w:pPr>
+      <w:r>
+        <w:rPr>
+          <w:lang w:val="nl-BE"/>
+        </w:rPr>
+        <w:t>Camera</w:t>
+      </w:r>
+    </w:p>
+    <w:p>
+      <w:r>
+        <w:t>De free-</w:t>
+      </w:r>
+      <w:proofErr w:type="spellStart"/>
+      <w:r>
+        <w:t>cam</w:t>
+      </w:r>
+      <w:proofErr w:type="spellEnd"/>
+      <w:r>
+        <w:t xml:space="preserve"> is enorm eenvoudig ingesteld. Op basis van de uitleg op </w:t>
+      </w:r>
+      <w:proofErr w:type="spellStart"/>
+      <w:r>
+        <w:t>OpenGL</w:t>
+      </w:r>
+      <w:proofErr w:type="spellEnd"/>
+      <w:r>
+        <w:t xml:space="preserve"> heb ik voorwaarts, achterwaarts, links, rechts, boven en onder geïmplementeerd (</w:t>
+      </w:r>
+      <w:hyperlink r:id="rId6">
+        <w:r>
+          <w:rPr>
+            <w:rStyle w:val="Hyperlink"/>
           </w:rPr>
           <w:t>https://learnopengl.com/Getting-started/Camera</w:t>
         </w:r>
       </w:hyperlink>
       <w:r>
-        <w:rPr>
-          <w:lang w:val="nl-BE"/>
-        </w:rPr>
         <w:t>). Het staat geïmplementeerd in “Camera”. Ik dacht dat er mogelijk kans op veranderingen was van de default implementatie en dat het handiger is voor polymorfisme dus is het een soort casting Class.</w:t>
       </w:r>
     </w:p>
     <w:p>
-      <w:pPr>
-        <w:pStyle w:val="Normal"/>
-        <w:rPr>
-          <w:lang w:val="nl-BE"/>
-        </w:rPr>
-      </w:pPr>
-      <w:r>
-        <w:rPr>
-          <w:lang w:val="nl-BE"/>
-        </w:rPr>
-        <w:t>De follow-cam gaat in zijn werking als je op “C” drukt, en dan volg je het traject alsof je in de auto mee aan het rijden bent. Hier zit je niet daadwerkelijk in de auto omdat het een solid object is. Dus het is eerder alsof je op de motorkap zit. Door terug op “C” te drukken, ga je dan weer terug naar free-cam.</w:t>
-      </w:r>
-    </w:p>
-    <w:p>
-      <w:pPr>
-        <w:pStyle w:val="Normal"/>
-        <w:rPr>
-          <w:lang w:val="nl-BE"/>
-        </w:rPr>
-      </w:pPr>
-      <w:r>
-        <w:rPr>
-          <w:lang w:val="nl-BE"/>
-        </w:rPr>
-        <w:t>De CameraController dient om de main wat cleaner te houden zodat het switchen en de implementatie van follow-cam en free-cam eenvoudiger is via het oproepen en de implementatie wat meer gescheiden is.</w:t>
+      <w:r>
+        <w:t>De follow-</w:t>
+      </w:r>
+      <w:proofErr w:type="spellStart"/>
+      <w:r>
+        <w:t>cam</w:t>
+      </w:r>
+      <w:proofErr w:type="spellEnd"/>
+      <w:r>
+        <w:t xml:space="preserve"> gaat in zijn werking als je op “C” drukt, en dan volg je het traject alsof je in de auto mee aan het rijden bent. Hier zit je niet daadwerkelijk in de auto omdat het een </w:t>
+      </w:r>
+      <w:proofErr w:type="spellStart"/>
+      <w:r>
+        <w:t>solid</w:t>
+      </w:r>
+      <w:proofErr w:type="spellEnd"/>
+      <w:r>
+        <w:t xml:space="preserve"> object is. Dus het is eerder alsof je op de motorkap zit. Door terug op “C” te drukken, ga je dan weer terug naar free-</w:t>
+      </w:r>
+      <w:proofErr w:type="spellStart"/>
+      <w:r>
+        <w:t>cam</w:t>
+      </w:r>
+      <w:proofErr w:type="spellEnd"/>
+      <w:r>
+        <w:t>.</w:t>
+      </w:r>
+    </w:p>
+    <w:p>
+      <w:r>
+        <w:t xml:space="preserve">De </w:t>
+      </w:r>
+      <w:proofErr w:type="spellStart"/>
+      <w:r>
+        <w:t>CameraController</w:t>
+      </w:r>
+      <w:proofErr w:type="spellEnd"/>
+      <w:r>
+        <w:t xml:space="preserve"> dient om de </w:t>
+      </w:r>
+      <w:proofErr w:type="spellStart"/>
+      <w:r>
+        <w:t>main</w:t>
+      </w:r>
+      <w:proofErr w:type="spellEnd"/>
+      <w:r>
+        <w:t xml:space="preserve"> wat cleaner te houden zodat het switchen en de implementatie van follow-</w:t>
+      </w:r>
+      <w:proofErr w:type="spellStart"/>
+      <w:r>
+        <w:t>cam</w:t>
+      </w:r>
+      <w:proofErr w:type="spellEnd"/>
+      <w:r>
+        <w:t xml:space="preserve"> en free-</w:t>
+      </w:r>
+      <w:proofErr w:type="spellStart"/>
+      <w:r>
+        <w:t>cam</w:t>
+      </w:r>
+      <w:proofErr w:type="spellEnd"/>
+      <w:r>
+        <w:t xml:space="preserve"> eenvoudiger is via het oproepen en de implementatie wat meer gescheiden is.</w:t>
       </w:r>
     </w:p>
     <w:p>
@@ -219,53 +409,163 @@
       </w:r>
     </w:p>
     <w:p>
-      <w:pPr>
-        <w:pStyle w:val="Normal"/>
-        <w:rPr>
-          <w:lang w:val="nl-BE"/>
-        </w:rPr>
-      </w:pPr>
-      <w:r>
-        <w:rPr>
-          <w:lang w:val="nl-BE"/>
-        </w:rPr>
-        <w:t xml:space="preserve">Voor de belichting heb ik een struct voor een lichtbron gemaakt, die alle variabelen die een lichtbron kan hebben bevat: waar die staat, in welke kleur, met welke intensiteit dat die schijnt en hoe snel het licht afneemt met afstand gebaseerd op drie parameters. Dan is er de klasse LightManager, deze is in essentie gemaakt om een lijst van lichten makkelijker te kunnen implementeren en de informatie naar de shaders makkelijker uit te kunnen voeren. Dan wordt er afhankelijk van het soort object </w:t>
-      </w:r>
-      <w:r>
-        <w:rPr>
-          <w:lang w:val="nl-BE"/>
-        </w:rPr>
-        <w:t xml:space="preserve">dat moet interacten met het licht een andere functie opgeroepen. Dit is omdat er lichte verschillen zijn in de werking voor de weg en de auto zelf </w:t>
-      </w:r>
-      <w:r>
-        <w:rPr>
-          <w:lang w:val="nl-BE"/>
-        </w:rPr>
-        <w:t>zoals eerder vermeld</w:t>
-      </w:r>
-      <w:r>
-        <w:rPr>
-          <w:lang w:val="nl-BE"/>
-        </w:rPr>
+      <w:r>
+        <w:t xml:space="preserve">Voor de belichting heb ik een </w:t>
+      </w:r>
+      <w:proofErr w:type="spellStart"/>
+      <w:r>
+        <w:t>struct</w:t>
+      </w:r>
+      <w:proofErr w:type="spellEnd"/>
+      <w:r>
+        <w:t xml:space="preserve"> voor een lichtbron gemaakt, die alle variabelen die een lichtbron kan hebben bevat: waar die staat, in welke kleur, met welke intensiteit dat die schijnt en hoe snel het licht afneemt met afstand gebaseerd op drie parameters. Dan is er de klasse </w:t>
+      </w:r>
+      <w:proofErr w:type="spellStart"/>
+      <w:r>
+        <w:t>LightManager</w:t>
+      </w:r>
+      <w:proofErr w:type="spellEnd"/>
+      <w:r>
+        <w:t xml:space="preserve">, deze is in essentie gemaakt om een lijst van lichten makkelijker te kunnen implementeren en de informatie naar de </w:t>
+      </w:r>
+      <w:proofErr w:type="spellStart"/>
+      <w:r>
+        <w:t>shaders</w:t>
+      </w:r>
+      <w:proofErr w:type="spellEnd"/>
+      <w:r>
+        <w:t xml:space="preserve"> makkelijker uit te kunnen voeren. Dan wordt er afhankelijk van het soort object dat moet </w:t>
+      </w:r>
+      <w:proofErr w:type="spellStart"/>
+      <w:r>
+        <w:t>interacten</w:t>
+      </w:r>
+      <w:proofErr w:type="spellEnd"/>
+      <w:r>
+        <w:t xml:space="preserve"> met het licht een andere functie opgeroepen. Dit is omdat er lichte verschillen zijn in de werking voor de weg en de auto zelf zoals eerder vermeld, vooral in hoe de objecten zelf zijn </w:t>
+      </w:r>
+      <w:proofErr w:type="spellStart"/>
+      <w:r>
+        <w:t>opgebouwt</w:t>
+      </w:r>
+      <w:proofErr w:type="spellEnd"/>
+      <w:r>
+        <w:t xml:space="preserve">. Ik heb in de </w:t>
+      </w:r>
+      <w:proofErr w:type="spellStart"/>
+      <w:r>
+        <w:t>BezierVisualiser</w:t>
+      </w:r>
+      <w:proofErr w:type="spellEnd"/>
+      <w:r>
+        <w:t xml:space="preserve"> en in de Object </w:t>
+      </w:r>
+      <w:proofErr w:type="spellStart"/>
+      <w:r>
+        <w:t>classe</w:t>
+      </w:r>
+      <w:proofErr w:type="spellEnd"/>
+      <w:r>
+        <w:t xml:space="preserve"> een </w:t>
+      </w:r>
+      <w:proofErr w:type="spellStart"/>
+      <w:r>
+        <w:t>render</w:t>
+      </w:r>
+      <w:proofErr w:type="spellEnd"/>
+      <w:r>
+        <w:t xml:space="preserve"> functie gemaakt. Die in de Object klasse is gemaakt voor een enkel object, dus de auto, terwijl die in </w:t>
+      </w:r>
+      <w:proofErr w:type="spellStart"/>
+      <w:r>
+        <w:t>BezierVisualiser</w:t>
+      </w:r>
+      <w:proofErr w:type="spellEnd"/>
+      <w:r>
+        <w:t xml:space="preserve"> specifiek is gemaakt voor een lijst van stukken van de weg.</w:t>
+      </w:r>
+    </w:p>
+    <w:p>
+      <w:pPr>
+        <w:pStyle w:val="Heading2"/>
+        <w:rPr>
+          <w:lang w:val="nl-BE"/>
+        </w:rPr>
+      </w:pPr>
+      <w:r>
+        <w:rPr>
+          <w:lang w:val="nl-BE"/>
+        </w:rPr>
+        <w:t>Convolutie &amp; post-processing</w:t>
+      </w:r>
+    </w:p>
+    <w:p>
+      <w:r>
+        <w:t xml:space="preserve">Deze delen worden </w:t>
+      </w:r>
+      <w:proofErr w:type="spellStart"/>
+      <w:r>
+        <w:t>bijden</w:t>
+      </w:r>
+      <w:proofErr w:type="spellEnd"/>
+      <w:r>
+        <w:t xml:space="preserve"> door de </w:t>
+      </w:r>
+      <w:proofErr w:type="spellStart"/>
+      <w:r>
+        <w:t>PostProcessor</w:t>
+      </w:r>
+      <w:proofErr w:type="spellEnd"/>
+      <w:r>
+        <w:t xml:space="preserve"> klasse geregeld. Na de input is geregistreerd en voor alles wordt </w:t>
+      </w:r>
+      <w:proofErr w:type="spellStart"/>
+      <w:r>
+        <w:t>gerenderd</w:t>
+      </w:r>
+      <w:proofErr w:type="spellEnd"/>
+      <w:r>
+        <w:t xml:space="preserve"> start de postprocessor zodat alles op de framebuffer wordt </w:t>
+      </w:r>
+      <w:proofErr w:type="spellStart"/>
+      <w:r>
+        <w:t>gerenderd</w:t>
+      </w:r>
+      <w:proofErr w:type="spellEnd"/>
+      <w:r>
+        <w:t>. Op het einde eindigt de postprocessor, waardoor enige aanpassingen (</w:t>
+      </w:r>
+      <w:proofErr w:type="spellStart"/>
+      <w:r>
+        <w:t>blur</w:t>
+      </w:r>
+      <w:proofErr w:type="spellEnd"/>
+      <w:r>
         <w:t xml:space="preserve">, </w:t>
       </w:r>
-      <w:r>
-        <w:rPr>
-          <w:lang w:val="nl-BE"/>
-        </w:rPr>
-        <w:t>vooral</w:t>
-      </w:r>
-      <w:r>
-        <w:rPr>
-          <w:lang w:val="nl-BE"/>
-        </w:rPr>
-        <w:t xml:space="preserve"> in hoe de objecten zelf zijn opgebouwt. </w:t>
-      </w:r>
-      <w:r>
-        <w:rPr>
-          <w:lang w:val="nl-BE"/>
-        </w:rPr>
-        <w:t>Ik heb in de BezierVisualiser en in de Object classe een render functie gemaakt. Die in de Object klasse is gemaakt voor een enkel object, dus de auto, terwijl die in BezierVisualiser specifiek is gemaakt voor een lijst van stukken van de weg.</w:t>
+      <w:proofErr w:type="spellStart"/>
+      <w:r>
+        <w:t>edges</w:t>
+      </w:r>
+      <w:proofErr w:type="spellEnd"/>
+      <w:r>
+        <w:t xml:space="preserve">, </w:t>
+      </w:r>
+      <w:proofErr w:type="spellStart"/>
+      <w:r>
+        <w:t>bloom</w:t>
+      </w:r>
+      <w:proofErr w:type="spellEnd"/>
+      <w:r>
+        <w:t xml:space="preserve">) correct worden </w:t>
+      </w:r>
+      <w:proofErr w:type="spellStart"/>
+      <w:r>
+        <w:t>getoont</w:t>
+      </w:r>
+      <w:proofErr w:type="spellEnd"/>
+      <w:r>
+        <w:t xml:space="preserve"> op het scherm.</w:t>
       </w:r>
     </w:p>
     <w:p>
@@ -279,45 +579,57 @@
         <w:rPr>
           <w:lang w:val="nl-BE"/>
         </w:rPr>
-        <w:t>Convolutie &amp; p</w:t>
-      </w:r>
-      <w:r>
-        <w:rPr>
-          <w:lang w:val="nl-BE"/>
-        </w:rPr>
-        <w:t>ost-processing</w:t>
-      </w:r>
-    </w:p>
-    <w:p>
-      <w:pPr>
-        <w:pStyle w:val="Normal"/>
-        <w:rPr>
-          <w:lang w:val="nl-BE"/>
-        </w:rPr>
-      </w:pPr>
-      <w:r>
-        <w:rPr>
-          <w:lang w:val="nl-BE"/>
-        </w:rPr>
-        <w:t xml:space="preserve">Deze delen worden bijden door de PostProcessor klasse geregeld. Na de input is geregistreerd en voor alles wordt gerenderd </w:t>
-      </w:r>
-      <w:r>
-        <w:rPr>
-          <w:lang w:val="nl-BE"/>
-        </w:rPr>
-        <w:t>start de postprocessor</w:t>
-      </w:r>
-      <w:r>
-        <w:rPr>
-          <w:lang w:val="nl-BE"/>
-        </w:rPr>
-        <w:t xml:space="preserve"> </w:t>
-      </w:r>
-      <w:r>
-        <w:rPr>
-          <w:lang w:val="nl-BE"/>
-        </w:rPr>
-        <w:t>zodat alles op de framebuffer wordt gerenderd. Op het einde eindigt de postprocessor, waardoor enige aanpassingen (blur, edges, bloom) correct worden getoont op het scherm.</w:t>
+        <w:t>Chroma-</w:t>
+      </w:r>
+      <w:proofErr w:type="spellStart"/>
+      <w:r>
+        <w:rPr>
+          <w:lang w:val="nl-BE"/>
+        </w:rPr>
+        <w:t>keying</w:t>
+      </w:r>
+      <w:proofErr w:type="spellEnd"/>
+    </w:p>
+    <w:p>
+      <w:r>
+        <w:t>Hier</w:t>
+      </w:r>
+      <w:r>
+        <w:t>voor</w:t>
+      </w:r>
+      <w:r>
+        <w:t xml:space="preserve"> heb ik een afbeelding wat voortdurend voor je beeldscherm staat gezet, en de pixels met groen sterk verwijderd. Dit kan enkel aangepast worden in de  </w:t>
+      </w:r>
+      <w:proofErr w:type="spellStart"/>
+      <w:r>
+        <w:t>chroma_key_frag.glsl</w:t>
+      </w:r>
+      <w:proofErr w:type="spellEnd"/>
+      <w:r>
+        <w:t xml:space="preserve"> file. Dit zorgt er voor dat je voortdurend een HUD hebt alsof je door een oude camcorder zit te kijken.</w:t>
+      </w:r>
+      <w:r>
+        <w:t xml:space="preserve"> Ik was er nog aan het werken zodat het makkelijker aangepast kon worden maar door tijdgebrek </w:t>
+      </w:r>
+      <w:r>
+        <w:lastRenderedPageBreak/>
+        <w:t xml:space="preserve">staan daar dingen van in de header en </w:t>
+      </w:r>
+      <w:proofErr w:type="spellStart"/>
+      <w:r>
+        <w:t>cpp</w:t>
+      </w:r>
+      <w:proofErr w:type="spellEnd"/>
+      <w:r>
+        <w:t xml:space="preserve"> geloof ik ook wat niet werd gebruikt via de </w:t>
+      </w:r>
+      <w:proofErr w:type="spellStart"/>
+      <w:r>
+        <w:t>glsl</w:t>
+      </w:r>
+      <w:proofErr w:type="spellEnd"/>
+      <w:r>
+        <w:t xml:space="preserve"> bestanden.</w:t>
       </w:r>
     </w:p>
     <w:p>
@@ -331,53 +643,28 @@
         <w:rPr>
           <w:lang w:val="nl-BE"/>
         </w:rPr>
-        <w:t>Chroma-keying</w:t>
-      </w:r>
-    </w:p>
-    <w:p>
-      <w:pPr>
-        <w:pStyle w:val="ListParagraph"/>
-        <w:numPr>
-          <w:ilvl w:val="0"/>
-          <w:numId w:val="1"/>
-        </w:numPr>
-        <w:rPr>
-          <w:lang w:val="nl-BE"/>
-        </w:rPr>
-      </w:pPr>
-      <w:r>
-        <w:rPr>
-          <w:lang w:val="nl-BE"/>
-        </w:rPr>
-        <w:t>Todo: Gerben</w:t>
-      </w:r>
-    </w:p>
-    <w:p>
-      <w:pPr>
-        <w:pStyle w:val="Heading2"/>
-        <w:rPr>
-          <w:lang w:val="nl-BE"/>
-        </w:rPr>
-      </w:pPr>
-      <w:r>
-        <w:rPr>
-          <w:lang w:val="nl-BE"/>
-        </w:rPr>
         <w:t>Interactie</w:t>
       </w:r>
     </w:p>
     <w:p>
-      <w:pPr>
-        <w:pStyle w:val="Normal"/>
-        <w:rPr>
-          <w:lang w:val="nl-BE"/>
-        </w:rPr>
-      </w:pPr>
-      <w:r>
-        <w:rPr>
-          <w:lang w:val="nl-BE"/>
-        </w:rPr>
-        <w:t>Voor de interactie heb ik ervoor gezorgd dat je met de ‘L’ toets de kleur van alle geplaatste lichten kan veranderen, dit cycled door een lijst van voorafgekozen kleuren.</w:t>
+      <w:r>
+        <w:t xml:space="preserve">Voor de interactie heb ik ervoor gezorgd dat je met de ‘L’ toets de kleur van alle geplaatste lichten kan veranderen, dit </w:t>
+      </w:r>
+      <w:proofErr w:type="spellStart"/>
+      <w:r>
+        <w:t>cycled</w:t>
+      </w:r>
+      <w:proofErr w:type="spellEnd"/>
+      <w:r>
+        <w:t xml:space="preserve"> door een lijst van </w:t>
+      </w:r>
+      <w:proofErr w:type="spellStart"/>
+      <w:r>
+        <w:t>voorafgekozen</w:t>
+      </w:r>
+      <w:proofErr w:type="spellEnd"/>
+      <w:r>
+        <w:t xml:space="preserve"> kleuren.</w:t>
       </w:r>
     </w:p>
     <w:p>
@@ -394,197 +681,110 @@
         <w:t xml:space="preserve">Planning </w:t>
       </w:r>
     </w:p>
-    <w:p>
-      <w:pPr>
-        <w:pStyle w:val="Normal"/>
-        <w:rPr>
-          <w:lang w:val="nl-BE"/>
-        </w:rPr>
-      </w:pPr>
-      <w:r>
-        <w:rPr>
-          <w:lang w:val="nl-BE"/>
-        </w:rPr>
-      </w:r>
-    </w:p>
-    <w:p>
-      <w:pPr>
-        <w:pStyle w:val="Normal"/>
-        <w:rPr>
-          <w:lang w:val="nl-BE"/>
-        </w:rPr>
-      </w:pPr>
-      <w:r>
-        <w:rPr>
-          <w:lang w:val="nl-BE"/>
-        </w:rPr>
+    <w:p/>
+    <w:p>
+      <w:r>
         <w:t>Wij hebben niet echt een planning opgemaakt. De planning was origineel Gerben: 1,2,5,9,10</w:t>
+      </w:r>
+      <w:r>
         <w:br/>
         <w:t>Dylan: 3,4,6,7,8</w:t>
+      </w:r>
+      <w:r>
         <w:br/>
         <w:t>Maar Dylan was een beetje in de war geraakt van wie wat nu precies ging doen en had ook 10 gemaakt.</w:t>
+      </w:r>
+      <w:r>
         <w:br/>
+      </w:r>
+      <w:r>
         <w:br/>
         <w:t>1. De curves werden gemaakt door Gerben</w:t>
       </w:r>
     </w:p>
     <w:p>
-      <w:pPr>
-        <w:pStyle w:val="Normal"/>
-        <w:rPr>
-          <w:lang w:val="nl-BE"/>
-        </w:rPr>
-      </w:pPr>
-      <w:r>
-        <w:rPr>
-          <w:lang w:val="nl-BE"/>
-        </w:rPr>
+      <w:r>
         <w:t>2. De animatie werd gemaakt door Gerben</w:t>
       </w:r>
     </w:p>
     <w:p>
-      <w:pPr>
-        <w:pStyle w:val="Normal"/>
-        <w:rPr>
-          <w:lang w:val="nl-BE"/>
-        </w:rPr>
-      </w:pPr>
-      <w:r>
-        <w:rPr>
-          <w:lang w:val="nl-BE"/>
-        </w:rPr>
-        <w:t>3. De modellen/textures werden door Dylan gedaan</w:t>
-      </w:r>
-    </w:p>
-    <w:p>
-      <w:pPr>
-        <w:pStyle w:val="Normal"/>
-        <w:rPr>
-          <w:lang w:val="nl-BE"/>
-        </w:rPr>
-      </w:pPr>
-      <w:r>
-        <w:rPr>
-          <w:lang w:val="nl-BE"/>
-        </w:rPr>
+      <w:r>
+        <w:t>3. De modellen/</w:t>
+      </w:r>
+      <w:proofErr w:type="spellStart"/>
+      <w:r>
+        <w:t>textures</w:t>
+      </w:r>
+      <w:proofErr w:type="spellEnd"/>
+      <w:r>
+        <w:t xml:space="preserve"> werden door Dylan gedaan</w:t>
+      </w:r>
+    </w:p>
+    <w:p>
+      <w:r>
         <w:t>4. De visualisatie van de uiteindelijk weg werd door Dylan gemaakt</w:t>
       </w:r>
     </w:p>
     <w:p>
-      <w:pPr>
-        <w:pStyle w:val="Normal"/>
-        <w:rPr>
-          <w:lang w:val="nl-BE"/>
-        </w:rPr>
-      </w:pPr>
-      <w:r>
-        <w:rPr>
-          <w:lang w:val="nl-BE"/>
-        </w:rPr>
+      <w:r>
         <w:t>5. Camera werd gemaakt door Gerben</w:t>
       </w:r>
     </w:p>
     <w:p>
-      <w:pPr>
-        <w:pStyle w:val="Normal"/>
-        <w:rPr>
-          <w:lang w:val="nl-BE"/>
-        </w:rPr>
-      </w:pPr>
-      <w:r>
-        <w:rPr>
-          <w:lang w:val="nl-BE"/>
-        </w:rPr>
+      <w:r>
         <w:t>6. Belichting werd gemaakt door Dylan</w:t>
       </w:r>
     </w:p>
     <w:p>
-      <w:pPr>
-        <w:pStyle w:val="Normal"/>
-        <w:rPr>
-          <w:lang w:val="nl-BE"/>
-        </w:rPr>
-      </w:pPr>
-      <w:r>
-        <w:rPr>
-          <w:lang w:val="nl-BE"/>
-        </w:rPr>
+      <w:r>
         <w:t>7. Convolutie werd gemaakt door Dylan</w:t>
       </w:r>
     </w:p>
     <w:p>
-      <w:pPr>
-        <w:pStyle w:val="Normal"/>
-        <w:rPr>
-          <w:lang w:val="nl-BE"/>
-        </w:rPr>
-      </w:pPr>
-      <w:r>
-        <w:rPr>
-          <w:lang w:val="nl-BE"/>
-        </w:rPr>
+      <w:r>
         <w:t>8. Post-processing werd gemaakt door Dylan</w:t>
       </w:r>
     </w:p>
     <w:p>
-      <w:pPr>
-        <w:pStyle w:val="Normal"/>
-        <w:rPr>
-          <w:lang w:val="nl-BE"/>
-        </w:rPr>
-      </w:pPr>
-      <w:r>
-        <w:rPr>
-          <w:lang w:val="nl-BE"/>
-        </w:rPr>
-        <w:t>9. Chroma-keying werd gemaakt door Gerben</w:t>
-      </w:r>
-    </w:p>
-    <w:p>
-      <w:pPr>
-        <w:pStyle w:val="Normal"/>
-        <w:rPr>
-          <w:lang w:val="nl-BE"/>
-        </w:rPr>
-      </w:pPr>
-      <w:r>
-        <w:rPr>
-          <w:lang w:val="nl-BE"/>
-        </w:rPr>
+      <w:r>
+        <w:t>9. Chroma-</w:t>
+      </w:r>
+      <w:proofErr w:type="spellStart"/>
+      <w:r>
+        <w:t>keying</w:t>
+      </w:r>
+      <w:proofErr w:type="spellEnd"/>
+      <w:r>
+        <w:t xml:space="preserve"> werd gemaakt door Gerben</w:t>
+      </w:r>
+    </w:p>
+    <w:p>
+      <w:r>
         <w:t>10. Interactie werd gemaakt door Dylan</w:t>
       </w:r>
     </w:p>
     <w:p>
-      <w:pPr>
-        <w:pStyle w:val="Normal"/>
-        <w:spacing w:before="0" w:after="160"/>
-        <w:rPr>
-          <w:lang w:val="nl-BE"/>
-        </w:rPr>
-      </w:pPr>
-      <w:r>
-        <w:rPr>
-          <w:lang w:val="nl-BE"/>
-        </w:rPr>
+      <w:r>
         <w:t>Uren -TBD</w:t>
       </w:r>
     </w:p>
     <w:sectPr>
-      <w:type w:val="nextPage"/>
       <w:pgSz w:w="11906" w:h="16838"/>
-      <w:pgMar w:left="1417" w:right="1417" w:gutter="0" w:header="0" w:top="1417" w:footer="0" w:bottom="1417"/>
-      <w:pgNumType w:fmt="decimal"/>
-      <w:formProt w:val="false"/>
-      <w:textDirection w:val="lrTb"/>
-      <w:docGrid w:type="default" w:linePitch="360" w:charSpace="0"/>
+      <w:pgMar w:top="1417" w:right="1417" w:bottom="1417" w:left="1417" w:header="0" w:footer="0" w:gutter="0"/>
+      <w:cols w:space="720"/>
+      <w:formProt w:val="0"/>
+      <w:docGrid w:linePitch="360"/>
     </w:sectPr>
   </w:body>
 </w:document>
 </file>
 
 <file path=word/numbering.xml><?xml version="1.0" encoding="utf-8"?>
-<w:numbering xmlns:w="http://schemas.openxmlformats.org/wordprocessingml/2006/main" xmlns:o="urn:schemas-microsoft-com:office:office" xmlns:r="http://schemas.openxmlformats.org/officeDocument/2006/relationships" xmlns:v="urn:schemas-microsoft-com:vml" xmlns:mc="http://schemas.openxmlformats.org/markup-compatibility/2006" xmlns:w14="http://schemas.microsoft.com/office/word/2010/wordml" mc:Ignorable="w14">
-  <w:abstractNum w:abstractNumId="1">
+<w:numbering xmlns:wpc="http://schemas.microsoft.com/office/word/2010/wordprocessingCanvas" xmlns:cx="http://schemas.microsoft.com/office/drawing/2014/chartex" xmlns:cx1="http://schemas.microsoft.com/office/drawing/2015/9/8/chartex" xmlns:cx2="http://schemas.microsoft.com/office/drawing/2015/10/21/chartex" xmlns:cx3="http://schemas.microsoft.com/office/drawing/2016/5/9/chartex" xmlns:cx4="http://schemas.microsoft.com/office/drawing/2016/5/10/chartex" xmlns:cx5="http://schemas.microsoft.com/office/drawing/2016/5/11/chartex" xmlns:cx6="http://schemas.microsoft.com/office/drawing/2016/5/12/chartex" xmlns:cx7="http://schemas.microsoft.com/office/drawing/2016/5/13/chartex" xmlns:cx8="http://schemas.microsoft.com/office/drawing/2016/5/14/chartex" xmlns:mc="http://schemas.openxmlformats.org/markup-compatibility/2006" xmlns:aink="http://schemas.microsoft.com/office/drawing/2016/ink" xmlns:am3d="http://schemas.microsoft.com/office/drawing/2017/model3d" xmlns:o="urn:schemas-microsoft-com:office:office" xmlns:oel="http://schemas.microsoft.com/office/2019/extlst" xmlns:r="http://schemas.openxmlformats.org/officeDocument/2006/relationships" xmlns:m="http://schemas.openxmlformats.org/officeDocument/2006/math" xmlns:v="urn:schemas-microsoft-com:vml" xmlns:wp14="http://schemas.microsoft.com/office/word/2010/wordprocessingDrawing" xmlns:wp="http://schemas.openxmlformats.org/drawingml/2006/wordprocessingDrawing" xmlns:w10="urn:schemas-microsoft-com:office:word" xmlns:w="http://schemas.openxmlformats.org/wordprocessingml/2006/main" xmlns:w14="http://schemas.microsoft.com/office/word/2010/wordml" xmlns:w15="http://schemas.microsoft.com/office/word/2012/wordml" xmlns:w16cex="http://schemas.microsoft.com/office/word/2018/wordml/cex" xmlns:w16cid="http://schemas.microsoft.com/office/word/2016/wordml/cid" xmlns:w16="http://schemas.microsoft.com/office/word/2018/wordml" xmlns:w16du="http://schemas.microsoft.com/office/word/2023/wordml/word16du" xmlns:w16sdtdh="http://schemas.microsoft.com/office/word/2020/wordml/sdtdatahash" xmlns:w16sdtfl="http://schemas.microsoft.com/office/word/2024/wordml/sdtformatlock" xmlns:w16se="http://schemas.microsoft.com/office/word/2015/wordml/symex" xmlns:wpg="http://schemas.microsoft.com/office/word/2010/wordprocessingGroup" xmlns:wpi="http://schemas.microsoft.com/office/word/2010/wordprocessingInk" xmlns:wne="http://schemas.microsoft.com/office/word/2006/wordml" xmlns:wps="http://schemas.microsoft.com/office/word/2010/wordprocessingShape" mc:Ignorable="w14 w15 w16se w16cid w16 w16cex w16sdtdh w16sdtfl w16du wp14">
+  <w:abstractNum w:abstractNumId="0" w15:restartNumberingAfterBreak="0">
+    <w:nsid w:val="1B9D0047"/>
+    <w:multiLevelType w:val="multilevel"/>
+    <w:tmpl w:val="A91C193E"/>
     <w:lvl w:ilvl="0">
       <w:numFmt w:val="bullet"/>
       <w:lvlText w:val="-"/>
@@ -596,8 +796,7 @@
         <w:ind w:left="720" w:hanging="360"/>
       </w:pPr>
       <w:rPr>
-        <w:rFonts w:ascii="Aptos" w:hAnsi="Aptos" w:cs="Aptos" w:hint="default"/>
-        <w:rFonts w:cstheme="minorBidi" w:eastAsiaTheme="minorHAnsi"/>
+        <w:rFonts w:ascii="Aptos" w:eastAsiaTheme="minorHAnsi" w:hAnsi="Aptos" w:cstheme="minorBidi" w:hint="default"/>
       </w:rPr>
     </w:lvl>
     <w:lvl w:ilvl="1">
@@ -721,7 +920,10 @@
       </w:rPr>
     </w:lvl>
   </w:abstractNum>
-  <w:abstractNum w:abstractNumId="2">
+  <w:abstractNum w:abstractNumId="1" w15:restartNumberingAfterBreak="0">
+    <w:nsid w:val="69CE47BE"/>
+    <w:multiLevelType w:val="multilevel"/>
+    <w:tmpl w:val="0336A7C8"/>
     <w:lvl w:ilvl="0">
       <w:start w:val="1"/>
       <w:numFmt w:val="none"/>
@@ -732,7 +934,7 @@
         <w:tabs>
           <w:tab w:val="num" w:pos="0"/>
         </w:tabs>
-        <w:ind w:left="0" w:hanging="0"/>
+        <w:ind w:left="0" w:firstLine="0"/>
       </w:pPr>
     </w:lvl>
     <w:lvl w:ilvl="1">
@@ -745,7 +947,7 @@
         <w:tabs>
           <w:tab w:val="num" w:pos="0"/>
         </w:tabs>
-        <w:ind w:left="0" w:hanging="0"/>
+        <w:ind w:left="0" w:firstLine="0"/>
       </w:pPr>
     </w:lvl>
     <w:lvl w:ilvl="2">
@@ -758,7 +960,7 @@
         <w:tabs>
           <w:tab w:val="num" w:pos="0"/>
         </w:tabs>
-        <w:ind w:left="0" w:hanging="0"/>
+        <w:ind w:left="0" w:firstLine="0"/>
       </w:pPr>
     </w:lvl>
     <w:lvl w:ilvl="3">
@@ -771,7 +973,7 @@
         <w:tabs>
           <w:tab w:val="num" w:pos="0"/>
         </w:tabs>
-        <w:ind w:left="0" w:hanging="0"/>
+        <w:ind w:left="0" w:firstLine="0"/>
       </w:pPr>
     </w:lvl>
     <w:lvl w:ilvl="4">
@@ -784,7 +986,7 @@
         <w:tabs>
           <w:tab w:val="num" w:pos="0"/>
         </w:tabs>
-        <w:ind w:left="0" w:hanging="0"/>
+        <w:ind w:left="0" w:firstLine="0"/>
       </w:pPr>
     </w:lvl>
     <w:lvl w:ilvl="5">
@@ -797,7 +999,7 @@
         <w:tabs>
           <w:tab w:val="num" w:pos="0"/>
         </w:tabs>
-        <w:ind w:left="0" w:hanging="0"/>
+        <w:ind w:left="0" w:firstLine="0"/>
       </w:pPr>
     </w:lvl>
     <w:lvl w:ilvl="6">
@@ -810,7 +1012,7 @@
         <w:tabs>
           <w:tab w:val="num" w:pos="0"/>
         </w:tabs>
-        <w:ind w:left="0" w:hanging="0"/>
+        <w:ind w:left="0" w:firstLine="0"/>
       </w:pPr>
     </w:lvl>
     <w:lvl w:ilvl="7">
@@ -823,7 +1025,7 @@
         <w:tabs>
           <w:tab w:val="num" w:pos="0"/>
         </w:tabs>
-        <w:ind w:left="0" w:hanging="0"/>
+        <w:ind w:left="0" w:firstLine="0"/>
       </w:pPr>
     </w:lvl>
     <w:lvl w:ilvl="8">
@@ -836,25 +1038,25 @@
         <w:tabs>
           <w:tab w:val="num" w:pos="0"/>
         </w:tabs>
-        <w:ind w:left="0" w:hanging="0"/>
+        <w:ind w:left="0" w:firstLine="0"/>
       </w:pPr>
     </w:lvl>
   </w:abstractNum>
-  <w:num w:numId="1">
+  <w:num w:numId="1" w16cid:durableId="1848867542">
+    <w:abstractNumId w:val="0"/>
+  </w:num>
+  <w:num w:numId="2" w16cid:durableId="1408846660">
     <w:abstractNumId w:val="1"/>
-  </w:num>
-  <w:num w:numId="2">
-    <w:abstractNumId w:val="2"/>
   </w:num>
 </w:numbering>
 </file>
 
 <file path=word/styles.xml><?xml version="1.0" encoding="utf-8"?>
-<w:styles xmlns:w="http://schemas.openxmlformats.org/wordprocessingml/2006/main" xmlns:w14="http://schemas.microsoft.com/office/word/2010/wordml" xmlns:mc="http://schemas.openxmlformats.org/markup-compatibility/2006" mc:Ignorable="w14">
+<w:styles xmlns:mc="http://schemas.openxmlformats.org/markup-compatibility/2006" xmlns:r="http://schemas.openxmlformats.org/officeDocument/2006/relationships" xmlns:w="http://schemas.openxmlformats.org/wordprocessingml/2006/main" xmlns:w14="http://schemas.microsoft.com/office/word/2010/wordml" xmlns:w15="http://schemas.microsoft.com/office/word/2012/wordml" xmlns:w16cex="http://schemas.microsoft.com/office/word/2018/wordml/cex" xmlns:w16cid="http://schemas.microsoft.com/office/word/2016/wordml/cid" xmlns:w16="http://schemas.microsoft.com/office/word/2018/wordml" xmlns:w16du="http://schemas.microsoft.com/office/word/2023/wordml/word16du" xmlns:w16sdtdh="http://schemas.microsoft.com/office/word/2020/wordml/sdtdatahash" xmlns:w16sdtfl="http://schemas.microsoft.com/office/word/2024/wordml/sdtformatlock" xmlns:w16se="http://schemas.microsoft.com/office/word/2015/wordml/symex" mc:Ignorable="w14 w15 w16se w16cid w16 w16cex w16sdtdh w16sdtfl w16du">
   <w:docDefaults>
     <w:rPrDefault>
       <w:rPr>
-        <w:rFonts w:ascii="Aptos" w:hAnsi="Aptos" w:eastAsia="Aptos" w:cs="" w:asciiTheme="minorHAnsi" w:cstheme="minorBidi" w:eastAsiaTheme="minorHAnsi" w:hAnsiTheme="minorHAnsi"/>
+        <w:rFonts w:asciiTheme="minorHAnsi" w:eastAsiaTheme="minorHAnsi" w:hAnsiTheme="minorHAnsi" w:cstheme="minorBidi"/>
         <w:kern w:val="2"/>
         <w:sz w:val="24"/>
         <w:szCs w:val="24"/>
@@ -864,21 +1066,21 @@
     </w:rPrDefault>
     <w:pPrDefault>
       <w:pPr>
-        <w:suppressAutoHyphens w:val="true"/>
+        <w:suppressAutoHyphens/>
       </w:pPr>
     </w:pPrDefault>
   </w:docDefaults>
   <w:latentStyles w:defLockedState="0" w:defUIPriority="99" w:defSemiHidden="0" w:defUnhideWhenUsed="0" w:defQFormat="0" w:count="376">
     <w:lsdException w:name="Normal" w:uiPriority="0" w:qFormat="1"/>
     <w:lsdException w:name="heading 1" w:uiPriority="9" w:qFormat="1"/>
-    <w:lsdException w:name="heading 2" w:uiPriority="9" w:semiHidden="1" w:unhideWhenUsed="1" w:qFormat="1"/>
-    <w:lsdException w:name="heading 3" w:uiPriority="9" w:semiHidden="1" w:unhideWhenUsed="1" w:qFormat="1"/>
-    <w:lsdException w:name="heading 4" w:uiPriority="9" w:semiHidden="1" w:unhideWhenUsed="1" w:qFormat="1"/>
-    <w:lsdException w:name="heading 5" w:uiPriority="9" w:semiHidden="1" w:unhideWhenUsed="1" w:qFormat="1"/>
-    <w:lsdException w:name="heading 6" w:uiPriority="9" w:semiHidden="1" w:unhideWhenUsed="1" w:qFormat="1"/>
-    <w:lsdException w:name="heading 7" w:uiPriority="9" w:semiHidden="1" w:unhideWhenUsed="1" w:qFormat="1"/>
-    <w:lsdException w:name="heading 8" w:uiPriority="9" w:semiHidden="1" w:unhideWhenUsed="1" w:qFormat="1"/>
-    <w:lsdException w:name="heading 9" w:uiPriority="9" w:semiHidden="1" w:unhideWhenUsed="1" w:qFormat="1"/>
+    <w:lsdException w:name="heading 2" w:semiHidden="1" w:uiPriority="9" w:unhideWhenUsed="1" w:qFormat="1"/>
+    <w:lsdException w:name="heading 3" w:semiHidden="1" w:uiPriority="9" w:unhideWhenUsed="1" w:qFormat="1"/>
+    <w:lsdException w:name="heading 4" w:semiHidden="1" w:uiPriority="9" w:unhideWhenUsed="1" w:qFormat="1"/>
+    <w:lsdException w:name="heading 5" w:semiHidden="1" w:uiPriority="9" w:unhideWhenUsed="1" w:qFormat="1"/>
+    <w:lsdException w:name="heading 6" w:semiHidden="1" w:uiPriority="9" w:unhideWhenUsed="1" w:qFormat="1"/>
+    <w:lsdException w:name="heading 7" w:semiHidden="1" w:uiPriority="9" w:unhideWhenUsed="1" w:qFormat="1"/>
+    <w:lsdException w:name="heading 8" w:semiHidden="1" w:uiPriority="9" w:unhideWhenUsed="1" w:qFormat="1"/>
+    <w:lsdException w:name="heading 9" w:semiHidden="1" w:uiPriority="9" w:unhideWhenUsed="1" w:qFormat="1"/>
     <w:lsdException w:name="index 1" w:semiHidden="1" w:unhideWhenUsed="1"/>
     <w:lsdException w:name="index 2" w:semiHidden="1" w:unhideWhenUsed="1"/>
     <w:lsdException w:name="index 3" w:semiHidden="1" w:unhideWhenUsed="1"/>
@@ -888,22 +1090,22 @@
     <w:lsdException w:name="index 7" w:semiHidden="1" w:unhideWhenUsed="1"/>
     <w:lsdException w:name="index 8" w:semiHidden="1" w:unhideWhenUsed="1"/>
     <w:lsdException w:name="index 9" w:semiHidden="1" w:unhideWhenUsed="1"/>
-    <w:lsdException w:name="toc 1" w:uiPriority="39" w:semiHidden="1" w:unhideWhenUsed="1"/>
-    <w:lsdException w:name="toc 2" w:uiPriority="39" w:semiHidden="1" w:unhideWhenUsed="1"/>
-    <w:lsdException w:name="toc 3" w:uiPriority="39" w:semiHidden="1" w:unhideWhenUsed="1"/>
-    <w:lsdException w:name="toc 4" w:uiPriority="39" w:semiHidden="1" w:unhideWhenUsed="1"/>
-    <w:lsdException w:name="toc 5" w:uiPriority="39" w:semiHidden="1" w:unhideWhenUsed="1"/>
-    <w:lsdException w:name="toc 6" w:uiPriority="39" w:semiHidden="1" w:unhideWhenUsed="1"/>
-    <w:lsdException w:name="toc 7" w:uiPriority="39" w:semiHidden="1" w:unhideWhenUsed="1"/>
-    <w:lsdException w:name="toc 8" w:uiPriority="39" w:semiHidden="1" w:unhideWhenUsed="1"/>
-    <w:lsdException w:name="toc 9" w:uiPriority="39" w:semiHidden="1" w:unhideWhenUsed="1"/>
+    <w:lsdException w:name="toc 1" w:semiHidden="1" w:uiPriority="39" w:unhideWhenUsed="1"/>
+    <w:lsdException w:name="toc 2" w:semiHidden="1" w:uiPriority="39" w:unhideWhenUsed="1"/>
+    <w:lsdException w:name="toc 3" w:semiHidden="1" w:uiPriority="39" w:unhideWhenUsed="1"/>
+    <w:lsdException w:name="toc 4" w:semiHidden="1" w:uiPriority="39" w:unhideWhenUsed="1"/>
+    <w:lsdException w:name="toc 5" w:semiHidden="1" w:uiPriority="39" w:unhideWhenUsed="1"/>
+    <w:lsdException w:name="toc 6" w:semiHidden="1" w:uiPriority="39" w:unhideWhenUsed="1"/>
+    <w:lsdException w:name="toc 7" w:semiHidden="1" w:uiPriority="39" w:unhideWhenUsed="1"/>
+    <w:lsdException w:name="toc 8" w:semiHidden="1" w:uiPriority="39" w:unhideWhenUsed="1"/>
+    <w:lsdException w:name="toc 9" w:semiHidden="1" w:uiPriority="39" w:unhideWhenUsed="1"/>
     <w:lsdException w:name="Normal Indent" w:semiHidden="1" w:unhideWhenUsed="1"/>
     <w:lsdException w:name="footnote text" w:semiHidden="1" w:unhideWhenUsed="1"/>
     <w:lsdException w:name="annotation text" w:semiHidden="1" w:unhideWhenUsed="1"/>
     <w:lsdException w:name="header" w:semiHidden="1" w:unhideWhenUsed="1"/>
     <w:lsdException w:name="footer" w:semiHidden="1" w:unhideWhenUsed="1"/>
     <w:lsdException w:name="index heading" w:semiHidden="1" w:unhideWhenUsed="1"/>
-    <w:lsdException w:name="caption" w:uiPriority="35" w:semiHidden="1" w:unhideWhenUsed="1" w:qFormat="1"/>
+    <w:lsdException w:name="caption" w:semiHidden="1" w:uiPriority="35" w:unhideWhenUsed="1" w:qFormat="1"/>
     <w:lsdException w:name="table of figures" w:semiHidden="1" w:unhideWhenUsed="1"/>
     <w:lsdException w:name="envelope address" w:semiHidden="1" w:unhideWhenUsed="1"/>
     <w:lsdException w:name="envelope return" w:semiHidden="1" w:unhideWhenUsed="1"/>
@@ -934,7 +1136,7 @@
     <w:lsdException w:name="Title" w:uiPriority="10" w:qFormat="1"/>
     <w:lsdException w:name="Closing" w:semiHidden="1" w:unhideWhenUsed="1"/>
     <w:lsdException w:name="Signature" w:semiHidden="1" w:unhideWhenUsed="1"/>
-    <w:lsdException w:name="Default Paragraph Font" w:uiPriority="1" w:semiHidden="1" w:unhideWhenUsed="1"/>
+    <w:lsdException w:name="Default Paragraph Font" w:semiHidden="1" w:uiPriority="1" w:unhideWhenUsed="1"/>
     <w:lsdException w:name="Body Text" w:semiHidden="1" w:unhideWhenUsed="1"/>
     <w:lsdException w:name="Body Text Indent" w:semiHidden="1" w:unhideWhenUsed="1"/>
     <w:lsdException w:name="List Continue" w:semiHidden="1" w:unhideWhenUsed="1"/>
@@ -1134,8 +1336,8 @@
     <w:lsdException w:name="Subtle Reference" w:uiPriority="31" w:qFormat="1"/>
     <w:lsdException w:name="Intense Reference" w:uiPriority="32" w:qFormat="1"/>
     <w:lsdException w:name="Book Title" w:uiPriority="33" w:qFormat="1"/>
-    <w:lsdException w:name="Bibliography" w:uiPriority="37" w:semiHidden="1" w:unhideWhenUsed="1"/>
-    <w:lsdException w:name="TOC Heading" w:uiPriority="39" w:semiHidden="1" w:unhideWhenUsed="1" w:qFormat="1"/>
+    <w:lsdException w:name="Bibliography" w:semiHidden="1" w:uiPriority="37" w:unhideWhenUsed="1"/>
+    <w:lsdException w:name="TOC Heading" w:semiHidden="1" w:uiPriority="39" w:unhideWhenUsed="1" w:qFormat="1"/>
     <w:lsdException w:name="Plain Table 1" w:uiPriority="41"/>
     <w:lsdException w:name="Plain Table 2" w:uiPriority="42"/>
     <w:lsdException w:name="Plain Table 3" w:uiPriority="43"/>
@@ -1246,73 +1448,66 @@
     <w:lsdException w:name="Unresolved Mention" w:semiHidden="1" w:unhideWhenUsed="1"/>
     <w:lsdException w:name="Smart Link" w:semiHidden="1" w:unhideWhenUsed="1"/>
   </w:latentStyles>
-  <w:style w:type="paragraph" w:styleId="Normal" w:default="1">
+  <w:style w:type="paragraph" w:default="1" w:styleId="Normal">
     <w:name w:val="Normal"/>
     <w:qFormat/>
-    <w:rsid w:val="008359ca"/>
+    <w:rsid w:val="008359CA"/>
     <w:pPr>
-      <w:widowControl/>
-      <w:bidi w:val="0"/>
-      <w:spacing w:lineRule="auto" w:line="259" w:before="0" w:after="160"/>
-      <w:jc w:val="left"/>
+      <w:spacing w:after="160" w:line="259" w:lineRule="auto"/>
     </w:pPr>
     <w:rPr>
-      <w:rFonts w:ascii="Aptos" w:hAnsi="Aptos" w:eastAsia="Aptos" w:cs="" w:asciiTheme="minorHAnsi" w:cstheme="minorBidi" w:eastAsiaTheme="minorHAnsi" w:hAnsiTheme="minorHAnsi"/>
-      <w:color w:val="auto"/>
-      <w:kern w:val="2"/>
       <w:sz w:val="22"/>
       <w:szCs w:val="22"/>
-      <w:lang w:val="nl-BE" w:eastAsia="en-US" w:bidi="ar-SA"/>
-      <w14:ligatures w14:val="standardContextual"/>
+      <w:lang w:val="nl-BE"/>
     </w:rPr>
   </w:style>
   <w:style w:type="paragraph" w:styleId="Heading1">
-    <w:name w:val="Heading 1"/>
+    <w:name w:val="heading 1"/>
     <w:basedOn w:val="Normal"/>
     <w:next w:val="Normal"/>
     <w:link w:val="Heading1Char"/>
     <w:uiPriority w:val="9"/>
     <w:qFormat/>
-    <w:rsid w:val="006954a6"/>
+    <w:rsid w:val="006954A6"/>
     <w:pPr>
-      <w:keepNext w:val="true"/>
+      <w:keepNext/>
       <w:keepLines/>
-      <w:spacing w:lineRule="auto" w:line="276" w:before="360" w:after="80"/>
+      <w:spacing w:before="360" w:after="80" w:line="276" w:lineRule="auto"/>
       <w:outlineLvl w:val="0"/>
     </w:pPr>
     <w:rPr>
-      <w:rFonts w:ascii="Aptos Display" w:hAnsi="Aptos Display" w:eastAsia="" w:cs="" w:asciiTheme="majorHAnsi" w:cstheme="majorBidi" w:eastAsiaTheme="majorEastAsia" w:hAnsiTheme="majorHAnsi"/>
-      <w:color w:themeColor="accent1" w:themeShade="bf" w:val="0F4761"/>
+      <w:rFonts w:asciiTheme="majorHAnsi" w:eastAsiaTheme="majorEastAsia" w:hAnsiTheme="majorHAnsi" w:cstheme="majorBidi"/>
+      <w:color w:val="0F4761" w:themeColor="accent1" w:themeShade="BF"/>
       <w:sz w:val="40"/>
       <w:szCs w:val="40"/>
       <w:lang w:val="en-GB"/>
     </w:rPr>
   </w:style>
   <w:style w:type="paragraph" w:styleId="Heading2">
-    <w:name w:val="Heading 2"/>
+    <w:name w:val="heading 2"/>
     <w:basedOn w:val="Normal"/>
     <w:next w:val="Normal"/>
     <w:link w:val="Heading2Char"/>
     <w:uiPriority w:val="9"/>
     <w:unhideWhenUsed/>
     <w:qFormat/>
-    <w:rsid w:val="006954a6"/>
+    <w:rsid w:val="006954A6"/>
     <w:pPr>
-      <w:keepNext w:val="true"/>
+      <w:keepNext/>
       <w:keepLines/>
-      <w:spacing w:lineRule="auto" w:line="276" w:before="160" w:after="80"/>
+      <w:spacing w:before="160" w:after="80" w:line="276" w:lineRule="auto"/>
       <w:outlineLvl w:val="1"/>
     </w:pPr>
     <w:rPr>
-      <w:rFonts w:ascii="Aptos Display" w:hAnsi="Aptos Display" w:eastAsia="" w:cs="" w:asciiTheme="majorHAnsi" w:cstheme="majorBidi" w:eastAsiaTheme="majorEastAsia" w:hAnsiTheme="majorHAnsi"/>
-      <w:color w:themeColor="accent1" w:themeShade="bf" w:val="0F4761"/>
+      <w:rFonts w:asciiTheme="majorHAnsi" w:eastAsiaTheme="majorEastAsia" w:hAnsiTheme="majorHAnsi" w:cstheme="majorBidi"/>
+      <w:color w:val="0F4761" w:themeColor="accent1" w:themeShade="BF"/>
       <w:sz w:val="32"/>
       <w:szCs w:val="32"/>
       <w:lang w:val="en-GB"/>
     </w:rPr>
   </w:style>
   <w:style w:type="paragraph" w:styleId="Heading3">
-    <w:name w:val="Heading 3"/>
+    <w:name w:val="heading 3"/>
     <w:basedOn w:val="Normal"/>
     <w:next w:val="Normal"/>
     <w:link w:val="Heading3Char"/>
@@ -1320,23 +1515,23 @@
     <w:semiHidden/>
     <w:unhideWhenUsed/>
     <w:qFormat/>
-    <w:rsid w:val="006954a6"/>
+    <w:rsid w:val="006954A6"/>
     <w:pPr>
-      <w:keepNext w:val="true"/>
+      <w:keepNext/>
       <w:keepLines/>
-      <w:spacing w:lineRule="auto" w:line="276" w:before="160" w:after="80"/>
+      <w:spacing w:before="160" w:after="80" w:line="276" w:lineRule="auto"/>
       <w:outlineLvl w:val="2"/>
     </w:pPr>
     <w:rPr>
-      <w:rFonts w:eastAsia="" w:cs="" w:cstheme="majorBidi" w:eastAsiaTheme="majorEastAsia"/>
-      <w:color w:themeColor="accent1" w:themeShade="bf" w:val="0F4761"/>
+      <w:rFonts w:eastAsiaTheme="majorEastAsia" w:cstheme="majorBidi"/>
+      <w:color w:val="0F4761" w:themeColor="accent1" w:themeShade="BF"/>
       <w:sz w:val="28"/>
       <w:szCs w:val="28"/>
       <w:lang w:val="en-GB"/>
     </w:rPr>
   </w:style>
   <w:style w:type="paragraph" w:styleId="Heading4">
-    <w:name w:val="Heading 4"/>
+    <w:name w:val="heading 4"/>
     <w:basedOn w:val="Normal"/>
     <w:next w:val="Normal"/>
     <w:link w:val="Heading4Char"/>
@@ -1344,25 +1539,25 @@
     <w:semiHidden/>
     <w:unhideWhenUsed/>
     <w:qFormat/>
-    <w:rsid w:val="006954a6"/>
+    <w:rsid w:val="006954A6"/>
     <w:pPr>
-      <w:keepNext w:val="true"/>
+      <w:keepNext/>
       <w:keepLines/>
-      <w:spacing w:lineRule="auto" w:line="276" w:before="80" w:after="40"/>
+      <w:spacing w:before="80" w:after="40" w:line="276" w:lineRule="auto"/>
       <w:outlineLvl w:val="3"/>
     </w:pPr>
     <w:rPr>
-      <w:rFonts w:eastAsia="" w:cs="" w:cstheme="majorBidi" w:eastAsiaTheme="majorEastAsia"/>
+      <w:rFonts w:eastAsiaTheme="majorEastAsia" w:cstheme="majorBidi"/>
       <w:i/>
       <w:iCs/>
-      <w:color w:themeColor="accent1" w:themeShade="bf" w:val="0F4761"/>
+      <w:color w:val="0F4761" w:themeColor="accent1" w:themeShade="BF"/>
       <w:sz w:val="24"/>
       <w:szCs w:val="24"/>
       <w:lang w:val="en-GB"/>
     </w:rPr>
   </w:style>
   <w:style w:type="paragraph" w:styleId="Heading5">
-    <w:name w:val="Heading 5"/>
+    <w:name w:val="heading 5"/>
     <w:basedOn w:val="Normal"/>
     <w:next w:val="Normal"/>
     <w:link w:val="Heading5Char"/>
@@ -1370,23 +1565,23 @@
     <w:semiHidden/>
     <w:unhideWhenUsed/>
     <w:qFormat/>
-    <w:rsid w:val="006954a6"/>
+    <w:rsid w:val="006954A6"/>
     <w:pPr>
-      <w:keepNext w:val="true"/>
+      <w:keepNext/>
       <w:keepLines/>
-      <w:spacing w:lineRule="auto" w:line="276" w:before="80" w:after="40"/>
+      <w:spacing w:before="80" w:after="40" w:line="276" w:lineRule="auto"/>
       <w:outlineLvl w:val="4"/>
     </w:pPr>
     <w:rPr>
-      <w:rFonts w:eastAsia="" w:cs="" w:cstheme="majorBidi" w:eastAsiaTheme="majorEastAsia"/>
-      <w:color w:themeColor="accent1" w:themeShade="bf" w:val="0F4761"/>
+      <w:rFonts w:eastAsiaTheme="majorEastAsia" w:cstheme="majorBidi"/>
+      <w:color w:val="0F4761" w:themeColor="accent1" w:themeShade="BF"/>
       <w:sz w:val="24"/>
       <w:szCs w:val="24"/>
       <w:lang w:val="en-GB"/>
     </w:rPr>
   </w:style>
   <w:style w:type="paragraph" w:styleId="Heading6">
-    <w:name w:val="Heading 6"/>
+    <w:name w:val="heading 6"/>
     <w:basedOn w:val="Normal"/>
     <w:next w:val="Normal"/>
     <w:link w:val="Heading6Char"/>
@@ -1394,25 +1589,25 @@
     <w:semiHidden/>
     <w:unhideWhenUsed/>
     <w:qFormat/>
-    <w:rsid w:val="006954a6"/>
+    <w:rsid w:val="006954A6"/>
     <w:pPr>
-      <w:keepNext w:val="true"/>
+      <w:keepNext/>
       <w:keepLines/>
-      <w:spacing w:lineRule="auto" w:line="276" w:before="40" w:after="0"/>
+      <w:spacing w:before="40" w:after="0" w:line="276" w:lineRule="auto"/>
       <w:outlineLvl w:val="5"/>
     </w:pPr>
     <w:rPr>
-      <w:rFonts w:eastAsia="" w:cs="" w:cstheme="majorBidi" w:eastAsiaTheme="majorEastAsia"/>
+      <w:rFonts w:eastAsiaTheme="majorEastAsia" w:cstheme="majorBidi"/>
       <w:i/>
       <w:iCs/>
-      <w:color w:themeColor="text1" w:themeTint="a6" w:val="595959"/>
+      <w:color w:val="595959" w:themeColor="text1" w:themeTint="A6"/>
       <w:sz w:val="24"/>
       <w:szCs w:val="24"/>
       <w:lang w:val="en-GB"/>
     </w:rPr>
   </w:style>
   <w:style w:type="paragraph" w:styleId="Heading7">
-    <w:name w:val="Heading 7"/>
+    <w:name w:val="heading 7"/>
     <w:basedOn w:val="Normal"/>
     <w:next w:val="Normal"/>
     <w:link w:val="Heading7Char"/>
@@ -1420,23 +1615,23 @@
     <w:semiHidden/>
     <w:unhideWhenUsed/>
     <w:qFormat/>
-    <w:rsid w:val="006954a6"/>
+    <w:rsid w:val="006954A6"/>
     <w:pPr>
-      <w:keepNext w:val="true"/>
+      <w:keepNext/>
       <w:keepLines/>
-      <w:spacing w:lineRule="auto" w:line="276" w:before="40" w:after="0"/>
+      <w:spacing w:before="40" w:after="0" w:line="276" w:lineRule="auto"/>
       <w:outlineLvl w:val="6"/>
     </w:pPr>
     <w:rPr>
-      <w:rFonts w:eastAsia="" w:cs="" w:cstheme="majorBidi" w:eastAsiaTheme="majorEastAsia"/>
-      <w:color w:themeColor="text1" w:themeTint="a6" w:val="595959"/>
+      <w:rFonts w:eastAsiaTheme="majorEastAsia" w:cstheme="majorBidi"/>
+      <w:color w:val="595959" w:themeColor="text1" w:themeTint="A6"/>
       <w:sz w:val="24"/>
       <w:szCs w:val="24"/>
       <w:lang w:val="en-GB"/>
     </w:rPr>
   </w:style>
   <w:style w:type="paragraph" w:styleId="Heading8">
-    <w:name w:val="Heading 8"/>
+    <w:name w:val="heading 8"/>
     <w:basedOn w:val="Normal"/>
     <w:next w:val="Normal"/>
     <w:link w:val="Heading8Char"/>
@@ -1444,25 +1639,25 @@
     <w:semiHidden/>
     <w:unhideWhenUsed/>
     <w:qFormat/>
-    <w:rsid w:val="006954a6"/>
+    <w:rsid w:val="006954A6"/>
     <w:pPr>
-      <w:keepNext w:val="true"/>
+      <w:keepNext/>
       <w:keepLines/>
-      <w:spacing w:lineRule="auto" w:line="276" w:before="0" w:after="0"/>
+      <w:spacing w:after="0" w:line="276" w:lineRule="auto"/>
       <w:outlineLvl w:val="7"/>
     </w:pPr>
     <w:rPr>
-      <w:rFonts w:eastAsia="" w:cs="" w:cstheme="majorBidi" w:eastAsiaTheme="majorEastAsia"/>
+      <w:rFonts w:eastAsiaTheme="majorEastAsia" w:cstheme="majorBidi"/>
       <w:i/>
       <w:iCs/>
-      <w:color w:themeColor="text1" w:themeTint="d8" w:val="272727"/>
+      <w:color w:val="272727" w:themeColor="text1" w:themeTint="D8"/>
       <w:sz w:val="24"/>
       <w:szCs w:val="24"/>
       <w:lang w:val="en-GB"/>
     </w:rPr>
   </w:style>
   <w:style w:type="paragraph" w:styleId="Heading9">
-    <w:name w:val="Heading 9"/>
+    <w:name w:val="heading 9"/>
     <w:basedOn w:val="Normal"/>
     <w:next w:val="Normal"/>
     <w:link w:val="Heading9Char"/>
@@ -1470,418 +1665,26 @@
     <w:semiHidden/>
     <w:unhideWhenUsed/>
     <w:qFormat/>
-    <w:rsid w:val="006954a6"/>
+    <w:rsid w:val="006954A6"/>
     <w:pPr>
-      <w:keepNext w:val="true"/>
+      <w:keepNext/>
       <w:keepLines/>
-      <w:spacing w:lineRule="auto" w:line="276" w:before="0" w:after="0"/>
+      <w:spacing w:after="0" w:line="276" w:lineRule="auto"/>
       <w:outlineLvl w:val="8"/>
     </w:pPr>
     <w:rPr>
-      <w:rFonts w:eastAsia="" w:cs="" w:cstheme="majorBidi" w:eastAsiaTheme="majorEastAsia"/>
-      <w:color w:themeColor="text1" w:themeTint="d8" w:val="272727"/>
+      <w:rFonts w:eastAsiaTheme="majorEastAsia" w:cstheme="majorBidi"/>
+      <w:color w:val="272727" w:themeColor="text1" w:themeTint="D8"/>
       <w:sz w:val="24"/>
       <w:szCs w:val="24"/>
       <w:lang w:val="en-GB"/>
     </w:rPr>
   </w:style>
-  <w:style w:type="character" w:styleId="DefaultParagraphFont" w:default="1">
+  <w:style w:type="character" w:default="1" w:styleId="DefaultParagraphFont">
     <w:name w:val="Default Paragraph Font"/>
     <w:uiPriority w:val="1"/>
     <w:semiHidden/>
     <w:unhideWhenUsed/>
-    <w:qFormat/>
-    <w:rPr/>
-  </w:style>
-  <w:style w:type="character" w:styleId="Heading1Char" w:customStyle="1">
-    <w:name w:val="Heading 1 Char"/>
-    <w:basedOn w:val="DefaultParagraphFont"/>
-    <w:link w:val="Heading1"/>
-    <w:uiPriority w:val="9"/>
-    <w:qFormat/>
-    <w:rsid w:val="006954a6"/>
-    <w:rPr>
-      <w:rFonts w:ascii="Aptos Display" w:hAnsi="Aptos Display" w:eastAsia="" w:cs="" w:asciiTheme="majorHAnsi" w:cstheme="majorBidi" w:eastAsiaTheme="majorEastAsia" w:hAnsiTheme="majorHAnsi"/>
-      <w:color w:themeColor="accent1" w:themeShade="bf" w:val="0F4761"/>
-      <w:sz w:val="40"/>
-      <w:szCs w:val="40"/>
-    </w:rPr>
-  </w:style>
-  <w:style w:type="character" w:styleId="Heading2Char" w:customStyle="1">
-    <w:name w:val="Heading 2 Char"/>
-    <w:basedOn w:val="DefaultParagraphFont"/>
-    <w:link w:val="Heading2"/>
-    <w:uiPriority w:val="9"/>
-    <w:qFormat/>
-    <w:rsid w:val="006954a6"/>
-    <w:rPr>
-      <w:rFonts w:ascii="Aptos Display" w:hAnsi="Aptos Display" w:eastAsia="" w:cs="" w:asciiTheme="majorHAnsi" w:cstheme="majorBidi" w:eastAsiaTheme="majorEastAsia" w:hAnsiTheme="majorHAnsi"/>
-      <w:color w:themeColor="accent1" w:themeShade="bf" w:val="0F4761"/>
-      <w:sz w:val="32"/>
-      <w:szCs w:val="32"/>
-    </w:rPr>
-  </w:style>
-  <w:style w:type="character" w:styleId="Heading3Char" w:customStyle="1">
-    <w:name w:val="Heading 3 Char"/>
-    <w:basedOn w:val="DefaultParagraphFont"/>
-    <w:link w:val="Heading3"/>
-    <w:uiPriority w:val="9"/>
-    <w:semiHidden/>
-    <w:qFormat/>
-    <w:rsid w:val="006954a6"/>
-    <w:rPr>
-      <w:rFonts w:eastAsia="" w:cs="" w:cstheme="majorBidi" w:eastAsiaTheme="majorEastAsia"/>
-      <w:color w:themeColor="accent1" w:themeShade="bf" w:val="0F4761"/>
-      <w:sz w:val="28"/>
-      <w:szCs w:val="28"/>
-    </w:rPr>
-  </w:style>
-  <w:style w:type="character" w:styleId="Heading4Char" w:customStyle="1">
-    <w:name w:val="Heading 4 Char"/>
-    <w:basedOn w:val="DefaultParagraphFont"/>
-    <w:link w:val="Heading4"/>
-    <w:uiPriority w:val="9"/>
-    <w:semiHidden/>
-    <w:qFormat/>
-    <w:rsid w:val="006954a6"/>
-    <w:rPr>
-      <w:rFonts w:eastAsia="" w:cs="" w:cstheme="majorBidi" w:eastAsiaTheme="majorEastAsia"/>
-      <w:i/>
-      <w:iCs/>
-      <w:color w:themeColor="accent1" w:themeShade="bf" w:val="0F4761"/>
-    </w:rPr>
-  </w:style>
-  <w:style w:type="character" w:styleId="Heading5Char" w:customStyle="1">
-    <w:name w:val="Heading 5 Char"/>
-    <w:basedOn w:val="DefaultParagraphFont"/>
-    <w:link w:val="Heading5"/>
-    <w:uiPriority w:val="9"/>
-    <w:semiHidden/>
-    <w:qFormat/>
-    <w:rsid w:val="006954a6"/>
-    <w:rPr>
-      <w:rFonts w:eastAsia="" w:cs="" w:cstheme="majorBidi" w:eastAsiaTheme="majorEastAsia"/>
-      <w:color w:themeColor="accent1" w:themeShade="bf" w:val="0F4761"/>
-    </w:rPr>
-  </w:style>
-  <w:style w:type="character" w:styleId="Heading6Char" w:customStyle="1">
-    <w:name w:val="Heading 6 Char"/>
-    <w:basedOn w:val="DefaultParagraphFont"/>
-    <w:link w:val="Heading6"/>
-    <w:uiPriority w:val="9"/>
-    <w:semiHidden/>
-    <w:qFormat/>
-    <w:rsid w:val="006954a6"/>
-    <w:rPr>
-      <w:rFonts w:eastAsia="" w:cs="" w:cstheme="majorBidi" w:eastAsiaTheme="majorEastAsia"/>
-      <w:i/>
-      <w:iCs/>
-      <w:color w:themeColor="text1" w:themeTint="a6" w:val="595959"/>
-    </w:rPr>
-  </w:style>
-  <w:style w:type="character" w:styleId="Heading7Char" w:customStyle="1">
-    <w:name w:val="Heading 7 Char"/>
-    <w:basedOn w:val="DefaultParagraphFont"/>
-    <w:link w:val="Heading7"/>
-    <w:uiPriority w:val="9"/>
-    <w:semiHidden/>
-    <w:qFormat/>
-    <w:rsid w:val="006954a6"/>
-    <w:rPr>
-      <w:rFonts w:eastAsia="" w:cs="" w:cstheme="majorBidi" w:eastAsiaTheme="majorEastAsia"/>
-      <w:color w:themeColor="text1" w:themeTint="a6" w:val="595959"/>
-    </w:rPr>
-  </w:style>
-  <w:style w:type="character" w:styleId="Heading8Char" w:customStyle="1">
-    <w:name w:val="Heading 8 Char"/>
-    <w:basedOn w:val="DefaultParagraphFont"/>
-    <w:link w:val="Heading8"/>
-    <w:uiPriority w:val="9"/>
-    <w:semiHidden/>
-    <w:qFormat/>
-    <w:rsid w:val="006954a6"/>
-    <w:rPr>
-      <w:rFonts w:eastAsia="" w:cs="" w:cstheme="majorBidi" w:eastAsiaTheme="majorEastAsia"/>
-      <w:i/>
-      <w:iCs/>
-      <w:color w:themeColor="text1" w:themeTint="d8" w:val="272727"/>
-    </w:rPr>
-  </w:style>
-  <w:style w:type="character" w:styleId="Heading9Char" w:customStyle="1">
-    <w:name w:val="Heading 9 Char"/>
-    <w:basedOn w:val="DefaultParagraphFont"/>
-    <w:link w:val="Heading9"/>
-    <w:uiPriority w:val="9"/>
-    <w:semiHidden/>
-    <w:qFormat/>
-    <w:rsid w:val="006954a6"/>
-    <w:rPr>
-      <w:rFonts w:eastAsia="" w:cs="" w:cstheme="majorBidi" w:eastAsiaTheme="majorEastAsia"/>
-      <w:color w:themeColor="text1" w:themeTint="d8" w:val="272727"/>
-    </w:rPr>
-  </w:style>
-  <w:style w:type="character" w:styleId="TitleChar" w:customStyle="1">
-    <w:name w:val="Title Char"/>
-    <w:basedOn w:val="DefaultParagraphFont"/>
-    <w:link w:val="Title"/>
-    <w:uiPriority w:val="10"/>
-    <w:qFormat/>
-    <w:rsid w:val="006954a6"/>
-    <w:rPr>
-      <w:rFonts w:ascii="Aptos Display" w:hAnsi="Aptos Display" w:eastAsia="" w:cs="" w:asciiTheme="majorHAnsi" w:cstheme="majorBidi" w:eastAsiaTheme="majorEastAsia" w:hAnsiTheme="majorHAnsi"/>
-      <w:spacing w:val="-10"/>
-      <w:kern w:val="2"/>
-      <w:sz w:val="56"/>
-      <w:szCs w:val="56"/>
-    </w:rPr>
-  </w:style>
-  <w:style w:type="character" w:styleId="SubtitleChar" w:customStyle="1">
-    <w:name w:val="Subtitle Char"/>
-    <w:basedOn w:val="DefaultParagraphFont"/>
-    <w:link w:val="Subtitle"/>
-    <w:uiPriority w:val="11"/>
-    <w:qFormat/>
-    <w:rsid w:val="006954a6"/>
-    <w:rPr>
-      <w:rFonts w:eastAsia="" w:cs="" w:cstheme="majorBidi" w:eastAsiaTheme="majorEastAsia"/>
-      <w:color w:themeColor="text1" w:themeTint="a6" w:val="595959"/>
-      <w:spacing w:val="15"/>
-      <w:sz w:val="28"/>
-      <w:szCs w:val="28"/>
-    </w:rPr>
-  </w:style>
-  <w:style w:type="character" w:styleId="QuoteChar" w:customStyle="1">
-    <w:name w:val="Quote Char"/>
-    <w:basedOn w:val="DefaultParagraphFont"/>
-    <w:link w:val="Quote"/>
-    <w:uiPriority w:val="29"/>
-    <w:qFormat/>
-    <w:rsid w:val="006954a6"/>
-    <w:rPr>
-      <w:i/>
-      <w:iCs/>
-      <w:color w:themeColor="text1" w:themeTint="bf" w:val="404040"/>
-    </w:rPr>
-  </w:style>
-  <w:style w:type="character" w:styleId="IntenseEmphasis">
-    <w:name w:val="Intense Emphasis"/>
-    <w:basedOn w:val="DefaultParagraphFont"/>
-    <w:uiPriority w:val="21"/>
-    <w:qFormat/>
-    <w:rsid w:val="006954a6"/>
-    <w:rPr>
-      <w:i/>
-      <w:iCs/>
-      <w:color w:themeColor="accent1" w:themeShade="bf" w:val="0F4761"/>
-    </w:rPr>
-  </w:style>
-  <w:style w:type="character" w:styleId="IntenseQuoteChar" w:customStyle="1">
-    <w:name w:val="Intense Quote Char"/>
-    <w:basedOn w:val="DefaultParagraphFont"/>
-    <w:link w:val="IntenseQuote"/>
-    <w:uiPriority w:val="30"/>
-    <w:qFormat/>
-    <w:rsid w:val="006954a6"/>
-    <w:rPr>
-      <w:i/>
-      <w:iCs/>
-      <w:color w:themeColor="accent1" w:themeShade="bf" w:val="0F4761"/>
-    </w:rPr>
-  </w:style>
-  <w:style w:type="character" w:styleId="IntenseReference">
-    <w:name w:val="Intense Reference"/>
-    <w:basedOn w:val="DefaultParagraphFont"/>
-    <w:uiPriority w:val="32"/>
-    <w:qFormat/>
-    <w:rsid w:val="006954a6"/>
-    <w:rPr>
-      <w:b/>
-      <w:bCs/>
-      <w:smallCaps/>
-      <w:color w:themeColor="accent1" w:themeShade="bf" w:val="0F4761"/>
-      <w:spacing w:val="5"/>
-    </w:rPr>
-  </w:style>
-  <w:style w:type="character" w:styleId="Hyperlink">
-    <w:name w:val="Hyperlink"/>
-    <w:basedOn w:val="DefaultParagraphFont"/>
-    <w:uiPriority w:val="99"/>
-    <w:unhideWhenUsed/>
-    <w:rsid w:val="008359ca"/>
-    <w:rPr>
-      <w:color w:themeColor="hyperlink" w:val="467886"/>
-      <w:u w:val="single"/>
-    </w:rPr>
-  </w:style>
-  <w:style w:type="paragraph" w:styleId="Heading">
-    <w:name w:val="Heading"/>
-    <w:basedOn w:val="Normal"/>
-    <w:next w:val="BodyText"/>
-    <w:qFormat/>
-    <w:pPr>
-      <w:keepNext w:val="true"/>
-      <w:spacing w:before="240" w:after="120"/>
-    </w:pPr>
-    <w:rPr>
-      <w:rFonts w:ascii="Liberation Sans" w:hAnsi="Liberation Sans" w:eastAsia="Noto Sans CJK SC" w:cs="Noto Sans Devanagari"/>
-      <w:sz w:val="28"/>
-      <w:szCs w:val="28"/>
-    </w:rPr>
-  </w:style>
-  <w:style w:type="paragraph" w:styleId="BodyText">
-    <w:name w:val="Body Text"/>
-    <w:basedOn w:val="Normal"/>
-    <w:pPr>
-      <w:spacing w:lineRule="auto" w:line="276" w:before="0" w:after="140"/>
-    </w:pPr>
-    <w:rPr/>
-  </w:style>
-  <w:style w:type="paragraph" w:styleId="List">
-    <w:name w:val="List"/>
-    <w:basedOn w:val="BodyText"/>
-    <w:pPr/>
-    <w:rPr>
-      <w:rFonts w:cs="Noto Sans Devanagari"/>
-    </w:rPr>
-  </w:style>
-  <w:style w:type="paragraph" w:styleId="Caption">
-    <w:name w:val="Caption"/>
-    <w:basedOn w:val="Normal"/>
-    <w:qFormat/>
-    <w:pPr>
-      <w:suppressLineNumbers/>
-      <w:spacing w:before="120" w:after="120"/>
-    </w:pPr>
-    <w:rPr>
-      <w:rFonts w:cs="Noto Sans Devanagari"/>
-      <w:i/>
-      <w:iCs/>
-      <w:sz w:val="24"/>
-      <w:szCs w:val="24"/>
-    </w:rPr>
-  </w:style>
-  <w:style w:type="paragraph" w:styleId="Index">
-    <w:name w:val="Index"/>
-    <w:basedOn w:val="Normal"/>
-    <w:qFormat/>
-    <w:pPr>
-      <w:suppressLineNumbers/>
-    </w:pPr>
-    <w:rPr>
-      <w:rFonts w:cs="Noto Sans Devanagari"/>
-    </w:rPr>
-  </w:style>
-  <w:style w:type="paragraph" w:styleId="Title">
-    <w:name w:val="Title"/>
-    <w:basedOn w:val="Normal"/>
-    <w:next w:val="Normal"/>
-    <w:link w:val="TitleChar"/>
-    <w:uiPriority w:val="10"/>
-    <w:qFormat/>
-    <w:rsid w:val="006954a6"/>
-    <w:pPr>
-      <w:spacing w:lineRule="auto" w:line="240" w:before="0" w:after="80"/>
-      <w:contextualSpacing/>
-    </w:pPr>
-    <w:rPr>
-      <w:rFonts w:ascii="Aptos Display" w:hAnsi="Aptos Display" w:eastAsia="" w:cs="" w:asciiTheme="majorHAnsi" w:cstheme="majorBidi" w:eastAsiaTheme="majorEastAsia" w:hAnsiTheme="majorHAnsi"/>
-      <w:spacing w:val="-10"/>
-      <w:kern w:val="2"/>
-      <w:sz w:val="56"/>
-      <w:szCs w:val="56"/>
-      <w:lang w:val="en-GB"/>
-    </w:rPr>
-  </w:style>
-  <w:style w:type="paragraph" w:styleId="Subtitle">
-    <w:name w:val="Subtitle"/>
-    <w:basedOn w:val="Normal"/>
-    <w:next w:val="Normal"/>
-    <w:link w:val="SubtitleChar"/>
-    <w:uiPriority w:val="11"/>
-    <w:qFormat/>
-    <w:rsid w:val="006954a6"/>
-    <w:pPr>
-      <w:spacing w:lineRule="auto" w:line="276"/>
-    </w:pPr>
-    <w:rPr>
-      <w:rFonts w:eastAsia="" w:cs="" w:cstheme="majorBidi" w:eastAsiaTheme="majorEastAsia"/>
-      <w:color w:themeColor="text1" w:themeTint="a6" w:val="595959"/>
-      <w:spacing w:val="15"/>
-      <w:sz w:val="28"/>
-      <w:szCs w:val="28"/>
-      <w:lang w:val="en-GB"/>
-    </w:rPr>
-  </w:style>
-  <w:style w:type="paragraph" w:styleId="Quote">
-    <w:name w:val="Quote"/>
-    <w:basedOn w:val="Normal"/>
-    <w:next w:val="Normal"/>
-    <w:link w:val="QuoteChar"/>
-    <w:uiPriority w:val="29"/>
-    <w:qFormat/>
-    <w:rsid w:val="006954a6"/>
-    <w:pPr>
-      <w:spacing w:lineRule="auto" w:line="276" w:before="160" w:after="160"/>
-      <w:jc w:val="center"/>
-    </w:pPr>
-    <w:rPr>
-      <w:i/>
-      <w:iCs/>
-      <w:color w:themeColor="text1" w:themeTint="bf" w:val="404040"/>
-      <w:sz w:val="24"/>
-      <w:szCs w:val="24"/>
-      <w:lang w:val="en-GB"/>
-    </w:rPr>
-  </w:style>
-  <w:style w:type="paragraph" w:styleId="ListParagraph">
-    <w:name w:val="List Paragraph"/>
-    <w:basedOn w:val="Normal"/>
-    <w:uiPriority w:val="34"/>
-    <w:qFormat/>
-    <w:rsid w:val="006954a6"/>
-    <w:pPr>
-      <w:spacing w:lineRule="auto" w:line="276" w:before="0" w:after="160"/>
-      <w:ind w:left="720"/>
-      <w:contextualSpacing/>
-    </w:pPr>
-    <w:rPr>
-      <w:sz w:val="24"/>
-      <w:szCs w:val="24"/>
-      <w:lang w:val="en-GB"/>
-    </w:rPr>
-  </w:style>
-  <w:style w:type="paragraph" w:styleId="IntenseQuote">
-    <w:name w:val="Intense Quote"/>
-    <w:basedOn w:val="Normal"/>
-    <w:next w:val="Normal"/>
-    <w:link w:val="IntenseQuoteChar"/>
-    <w:uiPriority w:val="30"/>
-    <w:qFormat/>
-    <w:rsid w:val="006954a6"/>
-    <w:pPr>
-      <w:pBdr>
-        <w:top w:val="single" w:sz="4" w:space="10" w:color="0F4761" w:themeColor="accent1" w:themeShade="bf"/>
-        <w:bottom w:val="single" w:sz="4" w:space="10" w:color="0F4761" w:themeColor="accent1" w:themeShade="bf"/>
-      </w:pBdr>
-      <w:spacing w:lineRule="auto" w:line="276" w:before="360" w:after="360"/>
-      <w:ind w:left="864" w:right="864"/>
-      <w:jc w:val="center"/>
-    </w:pPr>
-    <w:rPr>
-      <w:i/>
-      <w:iCs/>
-      <w:color w:themeColor="accent1" w:themeShade="bf" w:val="0F4761"/>
-      <w:sz w:val="24"/>
-      <w:szCs w:val="24"/>
-      <w:lang w:val="en-GB"/>
-    </w:rPr>
-  </w:style>
-  <w:style w:type="numbering" w:styleId="NoList" w:default="1">
-    <w:name w:val="No List"/>
-    <w:uiPriority w:val="99"/>
-    <w:semiHidden/>
-    <w:unhideWhenUsed/>
-    <w:qFormat/>
   </w:style>
   <w:style w:type="table" w:default="1" w:styleId="TableNormal">
     <w:name w:val="Normal Table"/>
@@ -1889,6 +1692,7 @@
     <w:semiHidden/>
     <w:unhideWhenUsed/>
     <w:tblPr>
+      <w:tblInd w:w="0" w:type="dxa"/>
       <w:tblCellMar>
         <w:top w:w="0" w:type="dxa"/>
         <w:left w:w="108" w:type="dxa"/>
@@ -1897,58 +1701,456 @@
       </w:tblCellMar>
     </w:tblPr>
   </w:style>
+  <w:style w:type="numbering" w:default="1" w:styleId="NoList">
+    <w:name w:val="No List"/>
+    <w:uiPriority w:val="99"/>
+    <w:semiHidden/>
+    <w:unhideWhenUsed/>
+  </w:style>
+  <w:style w:type="character" w:customStyle="1" w:styleId="Heading1Char">
+    <w:name w:val="Heading 1 Char"/>
+    <w:basedOn w:val="DefaultParagraphFont"/>
+    <w:link w:val="Heading1"/>
+    <w:uiPriority w:val="9"/>
+    <w:qFormat/>
+    <w:rsid w:val="006954A6"/>
+    <w:rPr>
+      <w:rFonts w:asciiTheme="majorHAnsi" w:eastAsiaTheme="majorEastAsia" w:hAnsiTheme="majorHAnsi" w:cstheme="majorBidi"/>
+      <w:color w:val="0F4761" w:themeColor="accent1" w:themeShade="BF"/>
+      <w:sz w:val="40"/>
+      <w:szCs w:val="40"/>
+    </w:rPr>
+  </w:style>
+  <w:style w:type="character" w:customStyle="1" w:styleId="Heading2Char">
+    <w:name w:val="Heading 2 Char"/>
+    <w:basedOn w:val="DefaultParagraphFont"/>
+    <w:link w:val="Heading2"/>
+    <w:uiPriority w:val="9"/>
+    <w:qFormat/>
+    <w:rsid w:val="006954A6"/>
+    <w:rPr>
+      <w:rFonts w:asciiTheme="majorHAnsi" w:eastAsiaTheme="majorEastAsia" w:hAnsiTheme="majorHAnsi" w:cstheme="majorBidi"/>
+      <w:color w:val="0F4761" w:themeColor="accent1" w:themeShade="BF"/>
+      <w:sz w:val="32"/>
+      <w:szCs w:val="32"/>
+    </w:rPr>
+  </w:style>
+  <w:style w:type="character" w:customStyle="1" w:styleId="Heading3Char">
+    <w:name w:val="Heading 3 Char"/>
+    <w:basedOn w:val="DefaultParagraphFont"/>
+    <w:link w:val="Heading3"/>
+    <w:uiPriority w:val="9"/>
+    <w:semiHidden/>
+    <w:qFormat/>
+    <w:rsid w:val="006954A6"/>
+    <w:rPr>
+      <w:rFonts w:eastAsiaTheme="majorEastAsia" w:cstheme="majorBidi"/>
+      <w:color w:val="0F4761" w:themeColor="accent1" w:themeShade="BF"/>
+      <w:sz w:val="28"/>
+      <w:szCs w:val="28"/>
+    </w:rPr>
+  </w:style>
+  <w:style w:type="character" w:customStyle="1" w:styleId="Heading4Char">
+    <w:name w:val="Heading 4 Char"/>
+    <w:basedOn w:val="DefaultParagraphFont"/>
+    <w:link w:val="Heading4"/>
+    <w:uiPriority w:val="9"/>
+    <w:semiHidden/>
+    <w:qFormat/>
+    <w:rsid w:val="006954A6"/>
+    <w:rPr>
+      <w:rFonts w:eastAsiaTheme="majorEastAsia" w:cstheme="majorBidi"/>
+      <w:i/>
+      <w:iCs/>
+      <w:color w:val="0F4761" w:themeColor="accent1" w:themeShade="BF"/>
+    </w:rPr>
+  </w:style>
+  <w:style w:type="character" w:customStyle="1" w:styleId="Heading5Char">
+    <w:name w:val="Heading 5 Char"/>
+    <w:basedOn w:val="DefaultParagraphFont"/>
+    <w:link w:val="Heading5"/>
+    <w:uiPriority w:val="9"/>
+    <w:semiHidden/>
+    <w:qFormat/>
+    <w:rsid w:val="006954A6"/>
+    <w:rPr>
+      <w:rFonts w:eastAsiaTheme="majorEastAsia" w:cstheme="majorBidi"/>
+      <w:color w:val="0F4761" w:themeColor="accent1" w:themeShade="BF"/>
+    </w:rPr>
+  </w:style>
+  <w:style w:type="character" w:customStyle="1" w:styleId="Heading6Char">
+    <w:name w:val="Heading 6 Char"/>
+    <w:basedOn w:val="DefaultParagraphFont"/>
+    <w:link w:val="Heading6"/>
+    <w:uiPriority w:val="9"/>
+    <w:semiHidden/>
+    <w:qFormat/>
+    <w:rsid w:val="006954A6"/>
+    <w:rPr>
+      <w:rFonts w:eastAsiaTheme="majorEastAsia" w:cstheme="majorBidi"/>
+      <w:i/>
+      <w:iCs/>
+      <w:color w:val="595959" w:themeColor="text1" w:themeTint="A6"/>
+    </w:rPr>
+  </w:style>
+  <w:style w:type="character" w:customStyle="1" w:styleId="Heading7Char">
+    <w:name w:val="Heading 7 Char"/>
+    <w:basedOn w:val="DefaultParagraphFont"/>
+    <w:link w:val="Heading7"/>
+    <w:uiPriority w:val="9"/>
+    <w:semiHidden/>
+    <w:qFormat/>
+    <w:rsid w:val="006954A6"/>
+    <w:rPr>
+      <w:rFonts w:eastAsiaTheme="majorEastAsia" w:cstheme="majorBidi"/>
+      <w:color w:val="595959" w:themeColor="text1" w:themeTint="A6"/>
+    </w:rPr>
+  </w:style>
+  <w:style w:type="character" w:customStyle="1" w:styleId="Heading8Char">
+    <w:name w:val="Heading 8 Char"/>
+    <w:basedOn w:val="DefaultParagraphFont"/>
+    <w:link w:val="Heading8"/>
+    <w:uiPriority w:val="9"/>
+    <w:semiHidden/>
+    <w:qFormat/>
+    <w:rsid w:val="006954A6"/>
+    <w:rPr>
+      <w:rFonts w:eastAsiaTheme="majorEastAsia" w:cstheme="majorBidi"/>
+      <w:i/>
+      <w:iCs/>
+      <w:color w:val="272727" w:themeColor="text1" w:themeTint="D8"/>
+    </w:rPr>
+  </w:style>
+  <w:style w:type="character" w:customStyle="1" w:styleId="Heading9Char">
+    <w:name w:val="Heading 9 Char"/>
+    <w:basedOn w:val="DefaultParagraphFont"/>
+    <w:link w:val="Heading9"/>
+    <w:uiPriority w:val="9"/>
+    <w:semiHidden/>
+    <w:qFormat/>
+    <w:rsid w:val="006954A6"/>
+    <w:rPr>
+      <w:rFonts w:eastAsiaTheme="majorEastAsia" w:cstheme="majorBidi"/>
+      <w:color w:val="272727" w:themeColor="text1" w:themeTint="D8"/>
+    </w:rPr>
+  </w:style>
+  <w:style w:type="character" w:customStyle="1" w:styleId="TitleChar">
+    <w:name w:val="Title Char"/>
+    <w:basedOn w:val="DefaultParagraphFont"/>
+    <w:link w:val="Title"/>
+    <w:uiPriority w:val="10"/>
+    <w:qFormat/>
+    <w:rsid w:val="006954A6"/>
+    <w:rPr>
+      <w:rFonts w:asciiTheme="majorHAnsi" w:eastAsiaTheme="majorEastAsia" w:hAnsiTheme="majorHAnsi" w:cstheme="majorBidi"/>
+      <w:spacing w:val="-10"/>
+      <w:kern w:val="2"/>
+      <w:sz w:val="56"/>
+      <w:szCs w:val="56"/>
+    </w:rPr>
+  </w:style>
+  <w:style w:type="character" w:customStyle="1" w:styleId="SubtitleChar">
+    <w:name w:val="Subtitle Char"/>
+    <w:basedOn w:val="DefaultParagraphFont"/>
+    <w:link w:val="Subtitle"/>
+    <w:uiPriority w:val="11"/>
+    <w:qFormat/>
+    <w:rsid w:val="006954A6"/>
+    <w:rPr>
+      <w:rFonts w:eastAsiaTheme="majorEastAsia" w:cstheme="majorBidi"/>
+      <w:color w:val="595959" w:themeColor="text1" w:themeTint="A6"/>
+      <w:spacing w:val="15"/>
+      <w:sz w:val="28"/>
+      <w:szCs w:val="28"/>
+    </w:rPr>
+  </w:style>
+  <w:style w:type="character" w:customStyle="1" w:styleId="QuoteChar">
+    <w:name w:val="Quote Char"/>
+    <w:basedOn w:val="DefaultParagraphFont"/>
+    <w:link w:val="Quote"/>
+    <w:uiPriority w:val="29"/>
+    <w:qFormat/>
+    <w:rsid w:val="006954A6"/>
+    <w:rPr>
+      <w:i/>
+      <w:iCs/>
+      <w:color w:val="404040" w:themeColor="text1" w:themeTint="BF"/>
+    </w:rPr>
+  </w:style>
+  <w:style w:type="character" w:styleId="IntenseEmphasis">
+    <w:name w:val="Intense Emphasis"/>
+    <w:basedOn w:val="DefaultParagraphFont"/>
+    <w:uiPriority w:val="21"/>
+    <w:qFormat/>
+    <w:rsid w:val="006954A6"/>
+    <w:rPr>
+      <w:i/>
+      <w:iCs/>
+      <w:color w:val="0F4761" w:themeColor="accent1" w:themeShade="BF"/>
+    </w:rPr>
+  </w:style>
+  <w:style w:type="character" w:customStyle="1" w:styleId="IntenseQuoteChar">
+    <w:name w:val="Intense Quote Char"/>
+    <w:basedOn w:val="DefaultParagraphFont"/>
+    <w:link w:val="IntenseQuote"/>
+    <w:uiPriority w:val="30"/>
+    <w:qFormat/>
+    <w:rsid w:val="006954A6"/>
+    <w:rPr>
+      <w:i/>
+      <w:iCs/>
+      <w:color w:val="0F4761" w:themeColor="accent1" w:themeShade="BF"/>
+    </w:rPr>
+  </w:style>
+  <w:style w:type="character" w:styleId="IntenseReference">
+    <w:name w:val="Intense Reference"/>
+    <w:basedOn w:val="DefaultParagraphFont"/>
+    <w:uiPriority w:val="32"/>
+    <w:qFormat/>
+    <w:rsid w:val="006954A6"/>
+    <w:rPr>
+      <w:b/>
+      <w:bCs/>
+      <w:smallCaps/>
+      <w:color w:val="0F4761" w:themeColor="accent1" w:themeShade="BF"/>
+      <w:spacing w:val="5"/>
+    </w:rPr>
+  </w:style>
+  <w:style w:type="character" w:styleId="Hyperlink">
+    <w:name w:val="Hyperlink"/>
+    <w:basedOn w:val="DefaultParagraphFont"/>
+    <w:uiPriority w:val="99"/>
+    <w:unhideWhenUsed/>
+    <w:rsid w:val="008359CA"/>
+    <w:rPr>
+      <w:color w:val="467886" w:themeColor="hyperlink"/>
+      <w:u w:val="single"/>
+    </w:rPr>
+  </w:style>
+  <w:style w:type="paragraph" w:customStyle="1" w:styleId="Heading">
+    <w:name w:val="Heading"/>
+    <w:basedOn w:val="Normal"/>
+    <w:next w:val="BodyText"/>
+    <w:qFormat/>
+    <w:pPr>
+      <w:keepNext/>
+      <w:spacing w:before="240" w:after="120"/>
+    </w:pPr>
+    <w:rPr>
+      <w:rFonts w:ascii="Liberation Sans" w:eastAsia="Noto Sans CJK SC" w:hAnsi="Liberation Sans" w:cs="Noto Sans Devanagari"/>
+      <w:sz w:val="28"/>
+      <w:szCs w:val="28"/>
+    </w:rPr>
+  </w:style>
+  <w:style w:type="paragraph" w:styleId="BodyText">
+    <w:name w:val="Body Text"/>
+    <w:basedOn w:val="Normal"/>
+    <w:pPr>
+      <w:spacing w:after="140" w:line="276" w:lineRule="auto"/>
+    </w:pPr>
+  </w:style>
+  <w:style w:type="paragraph" w:styleId="List">
+    <w:name w:val="List"/>
+    <w:basedOn w:val="BodyText"/>
+    <w:rPr>
+      <w:rFonts w:cs="Noto Sans Devanagari"/>
+    </w:rPr>
+  </w:style>
+  <w:style w:type="paragraph" w:styleId="Caption">
+    <w:name w:val="caption"/>
+    <w:basedOn w:val="Normal"/>
+    <w:qFormat/>
+    <w:pPr>
+      <w:suppressLineNumbers/>
+      <w:spacing w:before="120" w:after="120"/>
+    </w:pPr>
+    <w:rPr>
+      <w:rFonts w:cs="Noto Sans Devanagari"/>
+      <w:i/>
+      <w:iCs/>
+      <w:sz w:val="24"/>
+      <w:szCs w:val="24"/>
+    </w:rPr>
+  </w:style>
+  <w:style w:type="paragraph" w:customStyle="1" w:styleId="Index">
+    <w:name w:val="Index"/>
+    <w:basedOn w:val="Normal"/>
+    <w:qFormat/>
+    <w:pPr>
+      <w:suppressLineNumbers/>
+    </w:pPr>
+    <w:rPr>
+      <w:rFonts w:cs="Noto Sans Devanagari"/>
+    </w:rPr>
+  </w:style>
+  <w:style w:type="paragraph" w:styleId="Title">
+    <w:name w:val="Title"/>
+    <w:basedOn w:val="Normal"/>
+    <w:next w:val="Normal"/>
+    <w:link w:val="TitleChar"/>
+    <w:uiPriority w:val="10"/>
+    <w:qFormat/>
+    <w:rsid w:val="006954A6"/>
+    <w:pPr>
+      <w:spacing w:after="80" w:line="240" w:lineRule="auto"/>
+      <w:contextualSpacing/>
+    </w:pPr>
+    <w:rPr>
+      <w:rFonts w:asciiTheme="majorHAnsi" w:eastAsiaTheme="majorEastAsia" w:hAnsiTheme="majorHAnsi" w:cstheme="majorBidi"/>
+      <w:spacing w:val="-10"/>
+      <w:sz w:val="56"/>
+      <w:szCs w:val="56"/>
+      <w:lang w:val="en-GB"/>
+    </w:rPr>
+  </w:style>
+  <w:style w:type="paragraph" w:styleId="Subtitle">
+    <w:name w:val="Subtitle"/>
+    <w:basedOn w:val="Normal"/>
+    <w:next w:val="Normal"/>
+    <w:link w:val="SubtitleChar"/>
+    <w:uiPriority w:val="11"/>
+    <w:qFormat/>
+    <w:rsid w:val="006954A6"/>
+    <w:pPr>
+      <w:spacing w:line="276" w:lineRule="auto"/>
+    </w:pPr>
+    <w:rPr>
+      <w:rFonts w:eastAsiaTheme="majorEastAsia" w:cstheme="majorBidi"/>
+      <w:color w:val="595959" w:themeColor="text1" w:themeTint="A6"/>
+      <w:spacing w:val="15"/>
+      <w:sz w:val="28"/>
+      <w:szCs w:val="28"/>
+      <w:lang w:val="en-GB"/>
+    </w:rPr>
+  </w:style>
+  <w:style w:type="paragraph" w:styleId="Quote">
+    <w:name w:val="Quote"/>
+    <w:basedOn w:val="Normal"/>
+    <w:next w:val="Normal"/>
+    <w:link w:val="QuoteChar"/>
+    <w:uiPriority w:val="29"/>
+    <w:qFormat/>
+    <w:rsid w:val="006954A6"/>
+    <w:pPr>
+      <w:spacing w:before="160" w:line="276" w:lineRule="auto"/>
+      <w:jc w:val="center"/>
+    </w:pPr>
+    <w:rPr>
+      <w:i/>
+      <w:iCs/>
+      <w:color w:val="404040" w:themeColor="text1" w:themeTint="BF"/>
+      <w:sz w:val="24"/>
+      <w:szCs w:val="24"/>
+      <w:lang w:val="en-GB"/>
+    </w:rPr>
+  </w:style>
+  <w:style w:type="paragraph" w:styleId="ListParagraph">
+    <w:name w:val="List Paragraph"/>
+    <w:basedOn w:val="Normal"/>
+    <w:uiPriority w:val="34"/>
+    <w:qFormat/>
+    <w:rsid w:val="006954A6"/>
+    <w:pPr>
+      <w:spacing w:line="276" w:lineRule="auto"/>
+      <w:ind w:left="720"/>
+      <w:contextualSpacing/>
+    </w:pPr>
+    <w:rPr>
+      <w:sz w:val="24"/>
+      <w:szCs w:val="24"/>
+      <w:lang w:val="en-GB"/>
+    </w:rPr>
+  </w:style>
+  <w:style w:type="paragraph" w:styleId="IntenseQuote">
+    <w:name w:val="Intense Quote"/>
+    <w:basedOn w:val="Normal"/>
+    <w:next w:val="Normal"/>
+    <w:link w:val="IntenseQuoteChar"/>
+    <w:uiPriority w:val="30"/>
+    <w:qFormat/>
+    <w:rsid w:val="006954A6"/>
+    <w:pPr>
+      <w:pBdr>
+        <w:top w:val="single" w:sz="4" w:space="10" w:color="0F4761" w:themeColor="accent1" w:themeShade="BF"/>
+        <w:bottom w:val="single" w:sz="4" w:space="10" w:color="0F4761" w:themeColor="accent1" w:themeShade="BF"/>
+      </w:pBdr>
+      <w:spacing w:before="360" w:after="360" w:line="276" w:lineRule="auto"/>
+      <w:ind w:left="864" w:right="864"/>
+      <w:jc w:val="center"/>
+    </w:pPr>
+    <w:rPr>
+      <w:i/>
+      <w:iCs/>
+      <w:color w:val="0F4761" w:themeColor="accent1" w:themeShade="BF"/>
+      <w:sz w:val="24"/>
+      <w:szCs w:val="24"/>
+      <w:lang w:val="en-GB"/>
+    </w:rPr>
+  </w:style>
+  <w:style w:type="character" w:styleId="FollowedHyperlink">
+    <w:name w:val="FollowedHyperlink"/>
+    <w:basedOn w:val="DefaultParagraphFont"/>
+    <w:uiPriority w:val="99"/>
+    <w:semiHidden/>
+    <w:unhideWhenUsed/>
+    <w:rsid w:val="00FF756F"/>
+    <w:rPr>
+      <w:color w:val="96607D" w:themeColor="followedHyperlink"/>
+      <w:u w:val="single"/>
+    </w:rPr>
+  </w:style>
 </w:styles>
 </file>
 
 <file path=word/theme/theme1.xml><?xml version="1.0" encoding="utf-8"?>
-<a:theme xmlns:a="http://schemas.openxmlformats.org/drawingml/2006/main" xmlns:r="http://schemas.openxmlformats.org/officeDocument/2006/relationships" name="Office Theme">
+<a:theme xmlns:a="http://schemas.openxmlformats.org/drawingml/2006/main" name="Office Theme">
   <a:themeElements>
     <a:clrScheme name="Office">
       <a:dk1>
         <a:srgbClr val="000000"/>
       </a:dk1>
       <a:lt1>
-        <a:srgbClr val="ffffff"/>
+        <a:srgbClr val="FFFFFF"/>
       </a:lt1>
       <a:dk2>
-        <a:srgbClr val="0e2841"/>
+        <a:srgbClr val="0E2841"/>
       </a:dk2>
       <a:lt2>
-        <a:srgbClr val="e8e8e8"/>
+        <a:srgbClr val="E8E8E8"/>
       </a:lt2>
       <a:accent1>
         <a:srgbClr val="156082"/>
       </a:accent1>
       <a:accent2>
-        <a:srgbClr val="e97132"/>
+        <a:srgbClr val="E97132"/>
       </a:accent2>
       <a:accent3>
-        <a:srgbClr val="196b24"/>
+        <a:srgbClr val="196B24"/>
       </a:accent3>
       <a:accent4>
-        <a:srgbClr val="0f9ed5"/>
+        <a:srgbClr val="0F9ED5"/>
       </a:accent4>
       <a:accent5>
-        <a:srgbClr val="a02b93"/>
+        <a:srgbClr val="A02B93"/>
       </a:accent5>
       <a:accent6>
-        <a:srgbClr val="4ea72e"/>
+        <a:srgbClr val="4EA72E"/>
       </a:accent6>
       <a:hlink>
         <a:srgbClr val="467886"/>
       </a:hlink>
       <a:folHlink>
-        <a:srgbClr val="96607d"/>
+        <a:srgbClr val="96607D"/>
       </a:folHlink>
     </a:clrScheme>
     <a:fontScheme name="Office">
       <a:majorFont>
-        <a:latin typeface="Aptos Display" panose="02110004020202020204" pitchFamily="0" charset="1"/>
+        <a:latin typeface="Aptos Display" panose="02110004020202020204"/>
         <a:ea typeface=""/>
         <a:cs typeface=""/>
       </a:majorFont>
       <a:minorFont>
-        <a:latin typeface="Aptos" panose="02110004020202020204" pitchFamily="0" charset="1"/>
+        <a:latin typeface="Aptos" panose="02110004020202020204"/>
         <a:ea typeface=""/>
         <a:cs typeface=""/>
       </a:minorFont>
@@ -1980,7 +2182,7 @@
             </a:gs>
           </a:gsLst>
           <a:lin ang="5400000" scaled="0"/>
-          <a:tileRect l="0" t="0" r="0" b="0"/>
+          <a:tileRect/>
         </a:gradFill>
         <a:gradFill>
           <a:gsLst>
@@ -2004,7 +2206,7 @@
             </a:gs>
           </a:gsLst>
           <a:lin ang="5400000" scaled="0"/>
-          <a:tileRect l="0" t="0" r="0" b="0"/>
+          <a:tileRect/>
         </a:gradFill>
       </a:fillStyleLst>
       <a:lnStyleLst>
@@ -2064,10 +2266,12 @@
             </a:gs>
           </a:gsLst>
           <a:lin ang="5400000" scaled="0"/>
-          <a:tileRect l="0" t="0" r="0" b="0"/>
+          <a:tileRect/>
         </a:gradFill>
       </a:bgFillStyleLst>
     </a:fmtScheme>
   </a:themeElements>
+  <a:objectDefaults/>
+  <a:extraClrSchemeLst/>
 </a:theme>
 </file>
--- a/Project CG & VC 2025-2026/Verslag.docx
+++ b/Project CG & VC 2025-2026/Verslag.docx
@@ -206,24 +206,12 @@
       <w:r>
         <w:t xml:space="preserve"> lukte zelf niet, maar met wat zoekwerk kwam ik uit op </w:t>
       </w:r>
-      <w:hyperlink r:id="rId5" w:history="1">
+      <w:hyperlink r:id="rId5" w:anchor="derivatives" w:history="1">
         <w:r>
           <w:rPr>
             <w:rStyle w:val="Hyperlink"/>
           </w:rPr>
-          <w:t>https://pomax.github.io/bezierinfo/#deriva</w:t>
-        </w:r>
-        <w:r>
-          <w:rPr>
-            <w:rStyle w:val="Hyperlink"/>
-          </w:rPr>
-          <w:t>t</w:t>
-        </w:r>
-        <w:r>
-          <w:rPr>
-            <w:rStyle w:val="Hyperlink"/>
-          </w:rPr>
-          <w:t>ives</w:t>
+          <w:t>https://pomax.github.io/bezierinfo/#derivatives</w:t>
         </w:r>
       </w:hyperlink>
       <w:r>
@@ -592,13 +580,7 @@
     </w:p>
     <w:p>
       <w:r>
-        <w:t>Hier</w:t>
-      </w:r>
-      <w:r>
-        <w:t>voor</w:t>
-      </w:r>
-      <w:r>
-        <w:t xml:space="preserve"> heb ik een afbeelding wat voortdurend voor je beeldscherm staat gezet, en de pixels met groen sterk verwijderd. Dit kan enkel aangepast worden in de  </w:t>
+        <w:t xml:space="preserve">Hiervoor heb ik een afbeelding wat voortdurend voor je beeldscherm staat gezet, en de pixels met groen sterk verwijderd. Dit kan enkel aangepast worden in de  </w:t>
       </w:r>
       <w:proofErr w:type="spellStart"/>
       <w:r>
@@ -606,10 +588,7 @@
       </w:r>
       <w:proofErr w:type="spellEnd"/>
       <w:r>
-        <w:t xml:space="preserve"> file. Dit zorgt er voor dat je voortdurend een HUD hebt alsof je door een oude camcorder zit te kijken.</w:t>
-      </w:r>
-      <w:r>
-        <w:t xml:space="preserve"> Ik was er nog aan het werken zodat het makkelijker aangepast kon worden maar door tijdgebrek </w:t>
+        <w:t xml:space="preserve"> file. Dit zorgt er voor dat je voortdurend een HUD hebt alsof je door een oude camcorder zit te kijken. Ik was er nog aan het werken zodat het makkelijker aangepast kon worden maar door tijdgebrek </w:t>
       </w:r>
       <w:r>
         <w:lastRenderedPageBreak/>
@@ -765,7 +744,18 @@
     </w:p>
     <w:p>
       <w:r>
-        <w:t>Uren -TBD</w:t>
+        <w:t>Uren</w:t>
+      </w:r>
+      <w:r>
+        <w:t>:</w:t>
+      </w:r>
+      <w:r>
+        <w:br/>
+        <w:t>Dylan ongeveer 25u</w:t>
+      </w:r>
+      <w:r>
+        <w:br/>
+        <w:t>Gerben ongeveer 30u</w:t>
       </w:r>
     </w:p>
     <w:sectPr>
